--- a/assets/kj1rwd.docx
+++ b/assets/kj1rwd.docx
@@ -1,6 +1,6 @@
 
 <file path=word/document.xml><?xml version="1.0" encoding="utf-8"?>
-<w:document xmlns:wpc="http://schemas.microsoft.com/office/word/2010/wordprocessingCanvas" xmlns:mc="http://schemas.openxmlformats.org/markup-compatibility/2006" xmlns:o="urn:schemas-microsoft-com:office:office" xmlns:r="http://schemas.openxmlformats.org/officeDocument/2006/relationships" xmlns:m="http://schemas.openxmlformats.org/officeDocument/2006/math" xmlns:v="urn:schemas-microsoft-com:vml" xmlns:wp14="http://schemas.microsoft.com/office/word/2010/wordprocessingDrawing" xmlns:wp="http://schemas.openxmlformats.org/drawingml/2006/wordprocessingDrawing" xmlns:w="http://schemas.openxmlformats.org/wordprocessingml/2006/main" xmlns:w14="http://schemas.microsoft.com/office/word/2010/wordml" xmlns:w10="urn:schemas-microsoft-com:office:word" xmlns:w15="http://schemas.microsoft.com/office/word/2012/wordml" xmlns:wpg="http://schemas.microsoft.com/office/word/2010/wordprocessingGroup" xmlns:wpi="http://schemas.microsoft.com/office/word/2010/wordprocessingInk" xmlns:wne="http://schemas.microsoft.com/office/word/2006/wordml" xmlns:wps="http://schemas.microsoft.com/office/word/2010/wordprocessingShape" xmlns:wpsCustomData="http://www.wps.cn/officeDocument/2013/wpsCustomData" mc:Ignorable="w14 w15 wp14">
+<w:document xmlns:wpc="http://schemas.microsoft.com/office/word/2010/wordprocessingCanvas" xmlns:cx="http://schemas.microsoft.com/office/drawing/2014/chartex" xmlns:cx1="http://schemas.microsoft.com/office/drawing/2015/9/8/chartex" xmlns:cx2="http://schemas.microsoft.com/office/drawing/2015/10/21/chartex" xmlns:cx3="http://schemas.microsoft.com/office/drawing/2016/5/9/chartex" xmlns:cx4="http://schemas.microsoft.com/office/drawing/2016/5/10/chartex" xmlns:cx5="http://schemas.microsoft.com/office/drawing/2016/5/11/chartex" xmlns:cx6="http://schemas.microsoft.com/office/drawing/2016/5/12/chartex" xmlns:cx7="http://schemas.microsoft.com/office/drawing/2016/5/13/chartex" xmlns:cx8="http://schemas.microsoft.com/office/drawing/2016/5/14/chartex" xmlns:mc="http://schemas.openxmlformats.org/markup-compatibility/2006" xmlns:aink="http://schemas.microsoft.com/office/drawing/2016/ink" xmlns:am3d="http://schemas.microsoft.com/office/drawing/2017/model3d" xmlns:o="urn:schemas-microsoft-com:office:office" xmlns:oel="http://schemas.microsoft.com/office/2019/extlst" xmlns:r="http://schemas.openxmlformats.org/officeDocument/2006/relationships" xmlns:m="http://schemas.openxmlformats.org/officeDocument/2006/math" xmlns:v="urn:schemas-microsoft-com:vml" xmlns:wp14="http://schemas.microsoft.com/office/word/2010/wordprocessingDrawing" xmlns:wp="http://schemas.openxmlformats.org/drawingml/2006/wordprocessingDrawing" xmlns:w10="urn:schemas-microsoft-com:office:word" xmlns:w="http://schemas.openxmlformats.org/wordprocessingml/2006/main" xmlns:w14="http://schemas.microsoft.com/office/word/2010/wordml" xmlns:w15="http://schemas.microsoft.com/office/word/2012/wordml" xmlns:w16cex="http://schemas.microsoft.com/office/word/2018/wordml/cex" xmlns:w16cid="http://schemas.microsoft.com/office/word/2016/wordml/cid" xmlns:w16="http://schemas.microsoft.com/office/word/2018/wordml" xmlns:w16du="http://schemas.microsoft.com/office/word/2023/wordml/word16du" xmlns:w16sdtdh="http://schemas.microsoft.com/office/word/2020/wordml/sdtdatahash" xmlns:w16sdtfl="http://schemas.microsoft.com/office/word/2024/wordml/sdtformatlock" xmlns:w16se="http://schemas.microsoft.com/office/word/2015/wordml/symex" xmlns:wpg="http://schemas.microsoft.com/office/word/2010/wordprocessingGroup" xmlns:wpi="http://schemas.microsoft.com/office/word/2010/wordprocessingInk" xmlns:wne="http://schemas.microsoft.com/office/word/2006/wordml" xmlns:wps="http://schemas.microsoft.com/office/word/2010/wordprocessingShape" mc:Ignorable="w14 w15 w16se w16cid w16 w16cex w16sdtdh w16sdtfl w16du wp14">
   <w:body>
     <w:p>
       <w:r>
@@ -15,24 +15,18 @@
     </w:p>
     <w:tbl>
       <w:tblPr>
-        <w:tblStyle w:val="8"/>
         <w:tblW w:w="8647" w:type="dxa"/>
         <w:tblInd w:w="-147" w:type="dxa"/>
         <w:tblBorders>
-          <w:top w:val="single" w:color="auto" w:sz="4" w:space="0"/>
-          <w:left w:val="single" w:color="auto" w:sz="4" w:space="0"/>
-          <w:bottom w:val="single" w:color="auto" w:sz="4" w:space="0"/>
-          <w:right w:val="single" w:color="auto" w:sz="4" w:space="0"/>
-          <w:insideH w:val="single" w:color="auto" w:sz="4" w:space="0"/>
-          <w:insideV w:val="single" w:color="auto" w:sz="4" w:space="0"/>
+          <w:top w:val="single" w:sz="4" w:space="0" w:color="auto"/>
+          <w:left w:val="single" w:sz="4" w:space="0" w:color="auto"/>
+          <w:bottom w:val="single" w:sz="4" w:space="0" w:color="auto"/>
+          <w:right w:val="single" w:sz="4" w:space="0" w:color="auto"/>
+          <w:insideH w:val="single" w:sz="4" w:space="0" w:color="auto"/>
+          <w:insideV w:val="single" w:sz="4" w:space="0" w:color="auto"/>
         </w:tblBorders>
         <w:tblLayout w:type="fixed"/>
-        <w:tblCellMar>
-          <w:top w:w="0" w:type="dxa"/>
-          <w:left w:w="108" w:type="dxa"/>
-          <w:bottom w:w="0" w:type="dxa"/>
-          <w:right w:w="108" w:type="dxa"/>
-        </w:tblCellMar>
+        <w:tblLook w:val="04A0" w:firstRow="1" w:lastRow="0" w:firstColumn="1" w:lastColumn="0" w:noHBand="0" w:noVBand="1"/>
       </w:tblPr>
       <w:tblGrid>
         <w:gridCol w:w="1135"/>
@@ -70,12 +64,11 @@
       </w:tr>
       <w:tr>
         <w:trPr>
-          <w:trHeight w:val="470" w:hRule="atLeast"/>
+          <w:trHeight w:val="470"/>
         </w:trPr>
         <w:tc>
           <w:tcPr>
             <w:tcW w:w="1135" w:type="dxa"/>
-            <w:shd w:val="clear" w:color="auto" w:fill="auto"/>
             <w:vAlign w:val="center"/>
           </w:tcPr>
           <w:p>
@@ -90,7 +83,6 @@
         <w:tc>
           <w:tcPr>
             <w:tcW w:w="2693" w:type="dxa"/>
-            <w:shd w:val="clear" w:color="auto" w:fill="auto"/>
             <w:vAlign w:val="center"/>
           </w:tcPr>
           <w:p>
@@ -105,7 +97,6 @@
         <w:tc>
           <w:tcPr>
             <w:tcW w:w="709" w:type="dxa"/>
-            <w:shd w:val="clear" w:color="auto" w:fill="auto"/>
             <w:vAlign w:val="center"/>
           </w:tcPr>
           <w:p>
@@ -120,7 +111,6 @@
         <w:tc>
           <w:tcPr>
             <w:tcW w:w="1842" w:type="dxa"/>
-            <w:shd w:val="clear" w:color="auto" w:fill="auto"/>
             <w:vAlign w:val="center"/>
           </w:tcPr>
           <w:p>
@@ -135,7 +125,6 @@
         <w:tc>
           <w:tcPr>
             <w:tcW w:w="709" w:type="dxa"/>
-            <w:shd w:val="clear" w:color="auto" w:fill="auto"/>
             <w:vAlign w:val="center"/>
           </w:tcPr>
           <w:p>
@@ -150,7 +139,6 @@
         <w:tc>
           <w:tcPr>
             <w:tcW w:w="1559" w:type="dxa"/>
-            <w:shd w:val="clear" w:color="auto" w:fill="auto"/>
             <w:vAlign w:val="center"/>
           </w:tcPr>
           <w:p>
@@ -165,12 +153,11 @@
       </w:tr>
       <w:tr>
         <w:trPr>
-          <w:trHeight w:val="501" w:hRule="atLeast"/>
+          <w:trHeight w:val="501"/>
         </w:trPr>
         <w:tc>
           <w:tcPr>
             <w:tcW w:w="1135" w:type="dxa"/>
-            <w:shd w:val="clear" w:color="auto" w:fill="auto"/>
             <w:vAlign w:val="center"/>
           </w:tcPr>
           <w:p>
@@ -186,7 +173,6 @@
           <w:tcPr>
             <w:tcW w:w="7512" w:type="dxa"/>
             <w:gridSpan w:val="5"/>
-            <w:shd w:val="clear" w:color="auto" w:fill="auto"/>
             <w:vAlign w:val="center"/>
           </w:tcPr>
           <w:p>
@@ -203,7 +189,6 @@
         <w:tc>
           <w:tcPr>
             <w:tcW w:w="1135" w:type="dxa"/>
-            <w:shd w:val="clear" w:color="auto" w:fill="auto"/>
           </w:tcPr>
           <w:p>
             <w:r>
@@ -218,7 +203,6 @@
           <w:tcPr>
             <w:tcW w:w="7512" w:type="dxa"/>
             <w:gridSpan w:val="5"/>
-            <w:shd w:val="clear" w:color="auto" w:fill="auto"/>
           </w:tcPr>
           <w:p>
             <w:r>
@@ -230,7 +214,7 @@
             <w:r>
               <w:rPr>
                 <w:rFonts w:hint="eastAsia"/>
-                <w:color w:val="AFABAB" w:themeColor="background2" w:themeShade="BF"/>
+                <w:color w:val="AEAAAA" w:themeColor="background2" w:themeShade="BF"/>
               </w:rPr>
               <w:t>XXX</w:t>
             </w:r>
@@ -251,13 +235,13 @@
             <w:r>
               <w:rPr>
                 <w:rFonts w:hint="eastAsia"/>
-                <w:color w:val="AFABAB" w:themeColor="background2" w:themeShade="BF"/>
+                <w:color w:val="AEAAAA" w:themeColor="background2" w:themeShade="BF"/>
               </w:rPr>
               <w:t>XX</w:t>
             </w:r>
             <w:r>
               <w:rPr>
-                <w:color w:val="AFABAB" w:themeColor="background2" w:themeShade="BF"/>
+                <w:color w:val="AEAAAA" w:themeColor="background2" w:themeShade="BF"/>
               </w:rPr>
               <w:t>X</w:t>
             </w:r>
@@ -270,7 +254,7 @@
             <w:r>
               <w:rPr>
                 <w:rFonts w:hint="eastAsia"/>
-                <w:color w:val="AFABAB" w:themeColor="background2" w:themeShade="BF"/>
+                <w:color w:val="AEAAAA" w:themeColor="background2" w:themeShade="BF"/>
               </w:rPr>
               <w:t>2018</w:t>
             </w:r>
@@ -283,7 +267,7 @@
             <w:r>
               <w:rPr>
                 <w:rFonts w:hint="eastAsia"/>
-                <w:color w:val="AFABAB" w:themeColor="background2" w:themeShade="BF"/>
+                <w:color w:val="AEAAAA" w:themeColor="background2" w:themeShade="BF"/>
               </w:rPr>
               <w:t>7</w:t>
             </w:r>
@@ -320,7 +304,6 @@
           <w:tcPr>
             <w:tcW w:w="8647" w:type="dxa"/>
             <w:gridSpan w:val="6"/>
-            <w:shd w:val="clear" w:color="auto" w:fill="auto"/>
           </w:tcPr>
           <w:p>
             <w:r>
@@ -350,7 +333,7 @@
       </w:tr>
       <w:tr>
         <w:trPr>
-          <w:trHeight w:val="312" w:hRule="atLeast"/>
+          <w:trHeight w:val="312"/>
         </w:trPr>
         <w:tc>
           <w:tcPr>
@@ -373,7 +356,6 @@
           <w:tcPr>
             <w:tcW w:w="8647" w:type="dxa"/>
             <w:gridSpan w:val="6"/>
-            <w:shd w:val="clear" w:color="auto" w:fill="auto"/>
           </w:tcPr>
           <w:p>
             <w:r>
@@ -407,7 +389,6 @@
           <w:tcPr>
             <w:tcW w:w="8647" w:type="dxa"/>
             <w:gridSpan w:val="6"/>
-            <w:shd w:val="clear" w:color="auto" w:fill="auto"/>
           </w:tcPr>
           <w:p>
             <w:r>
@@ -419,9 +400,9 @@
           </w:p>
           <w:p>
             <w:pPr>
-              <w:pStyle w:val="2"/>
-              <w:rPr>
-                <w:rFonts w:hint="eastAsia" w:ascii="宋体" w:hAnsi="宋体" w:eastAsia="宋体" w:cs="Times New Roman"/>
+              <w:pStyle w:val="a0"/>
+              <w:rPr>
+                <w:rFonts w:ascii="宋体" w:eastAsia="宋体" w:hAnsi="宋体" w:cs="Times New Roman"/>
                 <w:b w:val="0"/>
                 <w:bCs w:val="0"/>
                 <w:sz w:val="24"/>
@@ -430,7 +411,7 @@
             </w:pPr>
             <w:r>
               <w:rPr>
-                <w:rFonts w:ascii="宋体" w:hAnsi="宋体" w:eastAsia="宋体" w:cs="Times New Roman"/>
+                <w:rFonts w:ascii="宋体" w:eastAsia="宋体" w:hAnsi="宋体" w:cs="Times New Roman"/>
                 <w:b w:val="0"/>
                 <w:bCs w:val="0"/>
                 <w:sz w:val="24"/>
@@ -440,7 +421,7 @@
             </w:r>
             <w:r>
               <w:rPr>
-                <w:rFonts w:hint="eastAsia" w:ascii="宋体" w:hAnsi="宋体" w:eastAsia="宋体" w:cs="Times New Roman"/>
+                <w:rFonts w:ascii="宋体" w:eastAsia="宋体" w:hAnsi="宋体" w:cs="Times New Roman" w:hint="eastAsia"/>
                 <w:b w:val="0"/>
                 <w:bCs w:val="0"/>
                 <w:sz w:val="24"/>
@@ -450,7 +431,7 @@
             </w:r>
             <w:r>
               <w:rPr>
-                <w:rFonts w:ascii="宋体" w:hAnsi="宋体" w:eastAsia="宋体" w:cs="Times New Roman"/>
+                <w:rFonts w:ascii="宋体" w:eastAsia="宋体" w:hAnsi="宋体" w:cs="Times New Roman"/>
                 <w:b w:val="0"/>
                 <w:bCs w:val="0"/>
                 <w:sz w:val="24"/>
@@ -460,7 +441,7 @@
             </w:r>
             <w:r>
               <w:rPr>
-                <w:rFonts w:hint="eastAsia" w:ascii="宋体" w:hAnsi="宋体" w:eastAsia="宋体" w:cs="Times New Roman"/>
+                <w:rFonts w:ascii="宋体" w:eastAsia="宋体" w:hAnsi="宋体" w:cs="Times New Roman" w:hint="eastAsia"/>
                 <w:b w:val="0"/>
                 <w:bCs w:val="0"/>
                 <w:sz w:val="24"/>
@@ -471,14 +452,17 @@
           </w:p>
           <w:p>
             <w:pPr>
-              <w:pStyle w:val="2"/>
+              <w:pStyle w:val="a0"/>
               <w:rPr>
                 <w:rFonts w:hint="eastAsia"/>
               </w:rPr>
             </w:pPr>
             <w:r>
+              <w:rPr>
+                <w:noProof/>
+              </w:rPr>
               <w:drawing>
-                <wp:inline distT="0" distB="0" distL="114300" distR="114300">
+                <wp:inline distT="0" distB="0" distL="114300" distR="114300" wp14:anchorId="7E80C74A" wp14:editId="2D6A6994">
                   <wp:extent cx="2900045" cy="2680970"/>
                   <wp:effectExtent l="0" t="0" r="20955" b="11430"/>
                   <wp:docPr id="1" name="图片 1"/>
@@ -495,7 +479,7 @@
                           </pic:cNvPicPr>
                         </pic:nvPicPr>
                         <pic:blipFill>
-                          <a:blip r:embed="rId12"/>
+                          <a:blip r:embed="rId7"/>
                           <a:stretch>
                             <a:fillRect/>
                           </a:stretch>
@@ -522,7 +506,7 @@
           </w:p>
           <w:p>
             <w:pPr>
-              <w:pStyle w:val="18"/>
+              <w:pStyle w:val="af1"/>
               <w:numPr>
                 <w:ilvl w:val="0"/>
                 <w:numId w:val="1"/>
@@ -534,11 +518,8 @@
           </w:p>
           <w:p>
             <w:pPr>
-              <w:pStyle w:val="18"/>
+              <w:pStyle w:val="af1"/>
               <w:ind w:left="360" w:firstLine="0"/>
-              <w:rPr>
-                <w:rFonts w:hint="eastAsia"/>
-              </w:rPr>
             </w:pPr>
             <w:r>
               <w:rPr>
@@ -549,7 +530,7 @@
           </w:p>
           <w:p>
             <w:pPr>
-              <w:pStyle w:val="18"/>
+              <w:pStyle w:val="af1"/>
               <w:numPr>
                 <w:ilvl w:val="0"/>
                 <w:numId w:val="1"/>
@@ -561,11 +542,8 @@
           </w:p>
           <w:p>
             <w:pPr>
-              <w:pStyle w:val="18"/>
+              <w:pStyle w:val="af1"/>
               <w:ind w:left="360" w:firstLine="0"/>
-              <w:rPr>
-                <w:rFonts w:hint="eastAsia"/>
-              </w:rPr>
             </w:pPr>
             <w:r>
               <w:rPr>
@@ -576,23 +554,21 @@
           </w:p>
           <w:p>
             <w:pPr>
-              <w:pStyle w:val="18"/>
+              <w:pStyle w:val="af1"/>
               <w:numPr>
                 <w:ilvl w:val="0"/>
                 <w:numId w:val="1"/>
               </w:numPr>
             </w:pPr>
             <w:r>
+              <w:lastRenderedPageBreak/>
               <w:t>你是怎样控制小车改变前进方向的?</w:t>
             </w:r>
           </w:p>
           <w:p>
             <w:pPr>
-              <w:pStyle w:val="18"/>
+              <w:pStyle w:val="af1"/>
               <w:ind w:left="360" w:firstLine="0"/>
-              <w:rPr>
-                <w:rFonts w:hint="eastAsia"/>
-              </w:rPr>
             </w:pPr>
             <w:r>
               <w:rPr>
@@ -619,11 +595,17 @@
           </w:p>
           <w:p>
             <w:pPr>
-              <w:pStyle w:val="2"/>
+              <w:pStyle w:val="a0"/>
+              <w:rPr>
+                <w:rFonts w:hint="eastAsia"/>
+              </w:rPr>
             </w:pPr>
             <w:r>
+              <w:rPr>
+                <w:noProof/>
+              </w:rPr>
               <w:drawing>
-                <wp:inline distT="0" distB="0" distL="0" distR="0">
+                <wp:inline distT="0" distB="0" distL="0" distR="0" wp14:anchorId="66612ACE" wp14:editId="38B40B16">
                   <wp:extent cx="1711960" cy="1527175"/>
                   <wp:effectExtent l="0" t="0" r="2540" b="0"/>
                   <wp:docPr id="1860790361" name="图片 1"/>
@@ -640,7 +622,7 @@
                           </pic:cNvPicPr>
                         </pic:nvPicPr>
                         <pic:blipFill>
-                          <a:blip r:embed="rId13"/>
+                          <a:blip r:embed="rId8"/>
                           <a:stretch>
                             <a:fillRect/>
                           </a:stretch>
@@ -662,14 +644,12 @@
             </w:r>
           </w:p>
           <w:p>
-            <w:pPr>
-              <w:rPr>
-                <w:rFonts w:hint="eastAsia"/>
-              </w:rPr>
-            </w:pPr>
-            <w:r>
+            <w:r>
+              <w:rPr>
+                <w:noProof/>
+              </w:rPr>
               <w:drawing>
-                <wp:inline distT="0" distB="0" distL="0" distR="0">
+                <wp:inline distT="0" distB="0" distL="0" distR="0" wp14:anchorId="6E1A1432" wp14:editId="7985ADC2">
                   <wp:extent cx="4993005" cy="1030605"/>
                   <wp:effectExtent l="0" t="0" r="0" b="0"/>
                   <wp:docPr id="2045058896" name="图片 1"/>
@@ -686,7 +666,7 @@
                           </pic:cNvPicPr>
                         </pic:nvPicPr>
                         <pic:blipFill>
-                          <a:blip r:embed="rId14" cstate="print">
+                          <a:blip r:embed="rId9" cstate="print">
                             <a:extLst>
                               <a:ext uri="{28A0092B-C50C-407E-A947-70E740481C1C}">
                                 <a14:useLocalDpi xmlns:a14="http://schemas.microsoft.com/office/drawing/2010/main" val="0"/>
@@ -723,14 +703,17 @@
           </w:p>
           <w:p>
             <w:pPr>
-              <w:pStyle w:val="2"/>
+              <w:pStyle w:val="a0"/>
               <w:rPr>
                 <w:rFonts w:hint="eastAsia"/>
               </w:rPr>
             </w:pPr>
             <w:r>
+              <w:rPr>
+                <w:noProof/>
+              </w:rPr>
               <w:drawing>
-                <wp:inline distT="0" distB="0" distL="114300" distR="114300">
+                <wp:inline distT="0" distB="0" distL="114300" distR="114300" wp14:anchorId="1867E563" wp14:editId="64D7CED2">
                   <wp:extent cx="1096645" cy="1336675"/>
                   <wp:effectExtent l="0" t="0" r="20955" b="9525"/>
                   <wp:docPr id="6" name="图片 5"/>
@@ -747,7 +730,7 @@
                           </pic:cNvPicPr>
                         </pic:nvPicPr>
                         <pic:blipFill>
-                          <a:blip r:embed="rId15">
+                          <a:blip r:embed="rId10">
                             <a:extLst>
                               <a:ext uri="{28A0092B-C50C-407E-A947-70E740481C1C}">
                                 <a14:useLocalDpi xmlns:a14="http://schemas.microsoft.com/office/drawing/2010/main" val="0"/>
@@ -776,11 +759,8 @@
           </w:p>
           <w:p>
             <w:pPr>
-              <w:pStyle w:val="18"/>
+              <w:pStyle w:val="af1"/>
               <w:ind w:left="360" w:firstLine="0"/>
-              <w:rPr>
-                <w:rFonts w:hint="eastAsia"/>
-              </w:rPr>
             </w:pPr>
             <w:r>
               <w:rPr>
@@ -800,7 +780,7 @@
           </w:p>
           <w:p>
             <w:pPr>
-              <w:pStyle w:val="2"/>
+              <w:pStyle w:val="a0"/>
               <w:rPr>
                 <w:rFonts w:hint="eastAsia"/>
               </w:rPr>
@@ -809,29 +789,26 @@
         </w:tc>
       </w:tr>
     </w:tbl>
-    <w:p>
-      <w:bookmarkStart w:id="2" w:name="_GoBack"/>
-      <w:bookmarkEnd w:id="2"/>
-    </w:p>
+    <w:p/>
     <w:sectPr>
-      <w:headerReference r:id="rId7" w:type="first"/>
-      <w:footerReference r:id="rId10" w:type="first"/>
-      <w:headerReference r:id="rId5" w:type="default"/>
-      <w:footerReference r:id="rId8" w:type="default"/>
-      <w:headerReference r:id="rId6" w:type="even"/>
-      <w:footerReference r:id="rId9" w:type="even"/>
+      <w:headerReference w:type="even" r:id="rId11"/>
+      <w:headerReference w:type="default" r:id="rId12"/>
+      <w:footerReference w:type="even" r:id="rId13"/>
+      <w:footerReference w:type="default" r:id="rId14"/>
+      <w:headerReference w:type="first" r:id="rId15"/>
+      <w:footerReference w:type="first" r:id="rId16"/>
       <w:pgSz w:w="11906" w:h="16838"/>
       <w:pgMar w:top="1440" w:right="1800" w:bottom="1440" w:left="1800" w:header="851" w:footer="992" w:gutter="0"/>
-      <w:cols w:space="425" w:num="1"/>
-      <w:docGrid w:type="lines" w:linePitch="312" w:charSpace="0"/>
+      <w:cols w:space="425"/>
+      <w:docGrid w:type="lines" w:linePitch="312"/>
     </w:sectPr>
   </w:body>
 </w:document>
 </file>
 
 <file path=word/endnotes.xml><?xml version="1.0" encoding="utf-8"?>
-<w:endnotes xmlns:wpc="http://schemas.microsoft.com/office/word/2010/wordprocessingCanvas" xmlns:mc="http://schemas.openxmlformats.org/markup-compatibility/2006" xmlns:o="urn:schemas-microsoft-com:office:office" xmlns:r="http://schemas.openxmlformats.org/officeDocument/2006/relationships" xmlns:m="http://schemas.openxmlformats.org/officeDocument/2006/math" xmlns:v="urn:schemas-microsoft-com:vml" xmlns:wp14="http://schemas.microsoft.com/office/word/2010/wordprocessingDrawing" xmlns:wp="http://schemas.openxmlformats.org/drawingml/2006/wordprocessingDrawing" xmlns:w="http://schemas.openxmlformats.org/wordprocessingml/2006/main" xmlns:w14="http://schemas.microsoft.com/office/word/2010/wordml" xmlns:w15="http://schemas.microsoft.com/office/word/2012/wordml" xmlns:w10="urn:schemas-microsoft-com:office:word" xmlns:wpg="http://schemas.microsoft.com/office/word/2010/wordprocessingGroup" xmlns:wpi="http://schemas.microsoft.com/office/word/2010/wordprocessingInk" xmlns:wne="http://schemas.microsoft.com/office/word/2006/wordml" xmlns:wps="http://schemas.microsoft.com/office/word/2010/wordprocessingShape" xmlns:wpsCustomData="http://www.wps.cn/officeDocument/2013/wpsCustomData" mc:Ignorable="w14 w15 wp14">
-  <w:endnote w:type="separator" w:id="0">
+<w:endnotes xmlns:wpc="http://schemas.microsoft.com/office/word/2010/wordprocessingCanvas" xmlns:cx="http://schemas.microsoft.com/office/drawing/2014/chartex" xmlns:cx1="http://schemas.microsoft.com/office/drawing/2015/9/8/chartex" xmlns:cx2="http://schemas.microsoft.com/office/drawing/2015/10/21/chartex" xmlns:cx3="http://schemas.microsoft.com/office/drawing/2016/5/9/chartex" xmlns:cx4="http://schemas.microsoft.com/office/drawing/2016/5/10/chartex" xmlns:cx5="http://schemas.microsoft.com/office/drawing/2016/5/11/chartex" xmlns:cx6="http://schemas.microsoft.com/office/drawing/2016/5/12/chartex" xmlns:cx7="http://schemas.microsoft.com/office/drawing/2016/5/13/chartex" xmlns:cx8="http://schemas.microsoft.com/office/drawing/2016/5/14/chartex" xmlns:mc="http://schemas.openxmlformats.org/markup-compatibility/2006" xmlns:aink="http://schemas.microsoft.com/office/drawing/2016/ink" xmlns:am3d="http://schemas.microsoft.com/office/drawing/2017/model3d" xmlns:o="urn:schemas-microsoft-com:office:office" xmlns:oel="http://schemas.microsoft.com/office/2019/extlst" xmlns:r="http://schemas.openxmlformats.org/officeDocument/2006/relationships" xmlns:m="http://schemas.openxmlformats.org/officeDocument/2006/math" xmlns:v="urn:schemas-microsoft-com:vml" xmlns:wp14="http://schemas.microsoft.com/office/word/2010/wordprocessingDrawing" xmlns:wp="http://schemas.openxmlformats.org/drawingml/2006/wordprocessingDrawing" xmlns:w10="urn:schemas-microsoft-com:office:word" xmlns:w="http://schemas.openxmlformats.org/wordprocessingml/2006/main" xmlns:w14="http://schemas.microsoft.com/office/word/2010/wordml" xmlns:w15="http://schemas.microsoft.com/office/word/2012/wordml" xmlns:w16cex="http://schemas.microsoft.com/office/word/2018/wordml/cex" xmlns:w16cid="http://schemas.microsoft.com/office/word/2016/wordml/cid" xmlns:w16="http://schemas.microsoft.com/office/word/2018/wordml" xmlns:w16du="http://schemas.microsoft.com/office/word/2023/wordml/word16du" xmlns:w16sdtdh="http://schemas.microsoft.com/office/word/2020/wordml/sdtdatahash" xmlns:w16sdtfl="http://schemas.microsoft.com/office/word/2024/wordml/sdtformatlock" xmlns:w16se="http://schemas.microsoft.com/office/word/2015/wordml/symex" xmlns:wpg="http://schemas.microsoft.com/office/word/2010/wordprocessingGroup" xmlns:wpi="http://schemas.microsoft.com/office/word/2010/wordprocessingInk" xmlns:wne="http://schemas.microsoft.com/office/word/2006/wordml" xmlns:wps="http://schemas.microsoft.com/office/word/2010/wordprocessingShape" mc:Ignorable="w14 w15 w16se w16cid w16 w16cex w16sdtdh w16sdtfl w16du wp14">
+  <w:endnote w:type="separator" w:id="-1">
     <w:p>
       <w:pPr>
         <w:spacing w:line="240" w:lineRule="auto"/>
@@ -841,7 +818,7 @@
       </w:r>
     </w:p>
   </w:endnote>
-  <w:endnote w:type="continuationSeparator" w:id="1">
+  <w:endnote w:type="continuationSeparator" w:id="0">
     <w:p>
       <w:pPr>
         <w:spacing w:line="240" w:lineRule="auto"/>
@@ -855,52 +832,46 @@
 </file>
 
 <file path=word/footer1.xml><?xml version="1.0" encoding="utf-8"?>
-<w:ftr xmlns:wpc="http://schemas.microsoft.com/office/word/2010/wordprocessingCanvas" xmlns:mc="http://schemas.openxmlformats.org/markup-compatibility/2006" xmlns:o="urn:schemas-microsoft-com:office:office" xmlns:r="http://schemas.openxmlformats.org/officeDocument/2006/relationships" xmlns:m="http://schemas.openxmlformats.org/officeDocument/2006/math" xmlns:v="urn:schemas-microsoft-com:vml" xmlns:wp14="http://schemas.microsoft.com/office/word/2010/wordprocessingDrawing" xmlns:wp="http://schemas.openxmlformats.org/drawingml/2006/wordprocessingDrawing" xmlns:w10="urn:schemas-microsoft-com:office:word" xmlns:w="http://schemas.openxmlformats.org/wordprocessingml/2006/main" xmlns:w14="http://schemas.microsoft.com/office/word/2010/wordml" xmlns:w15="http://schemas.microsoft.com/office/word/2012/wordml" xmlns:wpg="http://schemas.microsoft.com/office/word/2010/wordprocessingGroup" xmlns:wpi="http://schemas.microsoft.com/office/word/2010/wordprocessingInk" xmlns:wne="http://schemas.microsoft.com/office/word/2006/wordml" xmlns:wps="http://schemas.microsoft.com/office/word/2010/wordprocessingShape" xmlns:wpsCustomData="http://www.wps.cn/officeDocument/2013/wpsCustomData" mc:Ignorable="w14 w15 wp14">
+<w:ftr xmlns:wpc="http://schemas.microsoft.com/office/word/2010/wordprocessingCanvas" xmlns:cx="http://schemas.microsoft.com/office/drawing/2014/chartex" xmlns:cx1="http://schemas.microsoft.com/office/drawing/2015/9/8/chartex" xmlns:cx2="http://schemas.microsoft.com/office/drawing/2015/10/21/chartex" xmlns:cx3="http://schemas.microsoft.com/office/drawing/2016/5/9/chartex" xmlns:cx4="http://schemas.microsoft.com/office/drawing/2016/5/10/chartex" xmlns:cx5="http://schemas.microsoft.com/office/drawing/2016/5/11/chartex" xmlns:cx6="http://schemas.microsoft.com/office/drawing/2016/5/12/chartex" xmlns:cx7="http://schemas.microsoft.com/office/drawing/2016/5/13/chartex" xmlns:cx8="http://schemas.microsoft.com/office/drawing/2016/5/14/chartex" xmlns:mc="http://schemas.openxmlformats.org/markup-compatibility/2006" xmlns:aink="http://schemas.microsoft.com/office/drawing/2016/ink" xmlns:am3d="http://schemas.microsoft.com/office/drawing/2017/model3d" xmlns:o="urn:schemas-microsoft-com:office:office" xmlns:oel="http://schemas.microsoft.com/office/2019/extlst" xmlns:r="http://schemas.openxmlformats.org/officeDocument/2006/relationships" xmlns:m="http://schemas.openxmlformats.org/officeDocument/2006/math" xmlns:v="urn:schemas-microsoft-com:vml" xmlns:wp14="http://schemas.microsoft.com/office/word/2010/wordprocessingDrawing" xmlns:wp="http://schemas.openxmlformats.org/drawingml/2006/wordprocessingDrawing" xmlns:w10="urn:schemas-microsoft-com:office:word" xmlns:w="http://schemas.openxmlformats.org/wordprocessingml/2006/main" xmlns:w14="http://schemas.microsoft.com/office/word/2010/wordml" xmlns:w15="http://schemas.microsoft.com/office/word/2012/wordml" xmlns:w16cex="http://schemas.microsoft.com/office/word/2018/wordml/cex" xmlns:w16cid="http://schemas.microsoft.com/office/word/2016/wordml/cid" xmlns:w16="http://schemas.microsoft.com/office/word/2018/wordml" xmlns:w16du="http://schemas.microsoft.com/office/word/2023/wordml/word16du" xmlns:w16sdtdh="http://schemas.microsoft.com/office/word/2020/wordml/sdtdatahash" xmlns:w16sdtfl="http://schemas.microsoft.com/office/word/2024/wordml/sdtformatlock" xmlns:w16se="http://schemas.microsoft.com/office/word/2015/wordml/symex" xmlns:wpg="http://schemas.microsoft.com/office/word/2010/wordprocessingGroup" xmlns:wpi="http://schemas.microsoft.com/office/word/2010/wordprocessingInk" xmlns:wne="http://schemas.microsoft.com/office/word/2006/wordml" xmlns:wps="http://schemas.microsoft.com/office/word/2010/wordprocessingShape" mc:Ignorable="w14 w15 w16se w16cid w16 w16cex w16sdtdh w16sdtfl w16du wp14">
   <w:p>
     <w:pPr>
-      <w:pStyle w:val="5"/>
+      <w:pStyle w:val="a9"/>
     </w:pPr>
   </w:p>
 </w:ftr>
 </file>
 
 <file path=word/footer2.xml><?xml version="1.0" encoding="utf-8"?>
-<w:ftr xmlns:wpc="http://schemas.microsoft.com/office/word/2010/wordprocessingCanvas" xmlns:mc="http://schemas.openxmlformats.org/markup-compatibility/2006" xmlns:o="urn:schemas-microsoft-com:office:office" xmlns:r="http://schemas.openxmlformats.org/officeDocument/2006/relationships" xmlns:m="http://schemas.openxmlformats.org/officeDocument/2006/math" xmlns:v="urn:schemas-microsoft-com:vml" xmlns:wp14="http://schemas.microsoft.com/office/word/2010/wordprocessingDrawing" xmlns:wp="http://schemas.openxmlformats.org/drawingml/2006/wordprocessingDrawing" xmlns:w10="urn:schemas-microsoft-com:office:word" xmlns:w="http://schemas.openxmlformats.org/wordprocessingml/2006/main" xmlns:w14="http://schemas.microsoft.com/office/word/2010/wordml" xmlns:w15="http://schemas.microsoft.com/office/word/2012/wordml" xmlns:wpg="http://schemas.microsoft.com/office/word/2010/wordprocessingGroup" xmlns:wpi="http://schemas.microsoft.com/office/word/2010/wordprocessingInk" xmlns:wne="http://schemas.microsoft.com/office/word/2006/wordml" xmlns:wps="http://schemas.microsoft.com/office/word/2010/wordprocessingShape" xmlns:wpsCustomData="http://www.wps.cn/officeDocument/2013/wpsCustomData" mc:Ignorable="w14 w15 wp14">
+<w:ftr xmlns:wpc="http://schemas.microsoft.com/office/word/2010/wordprocessingCanvas" xmlns:cx="http://schemas.microsoft.com/office/drawing/2014/chartex" xmlns:cx1="http://schemas.microsoft.com/office/drawing/2015/9/8/chartex" xmlns:cx2="http://schemas.microsoft.com/office/drawing/2015/10/21/chartex" xmlns:cx3="http://schemas.microsoft.com/office/drawing/2016/5/9/chartex" xmlns:cx4="http://schemas.microsoft.com/office/drawing/2016/5/10/chartex" xmlns:cx5="http://schemas.microsoft.com/office/drawing/2016/5/11/chartex" xmlns:cx6="http://schemas.microsoft.com/office/drawing/2016/5/12/chartex" xmlns:cx7="http://schemas.microsoft.com/office/drawing/2016/5/13/chartex" xmlns:cx8="http://schemas.microsoft.com/office/drawing/2016/5/14/chartex" xmlns:mc="http://schemas.openxmlformats.org/markup-compatibility/2006" xmlns:aink="http://schemas.microsoft.com/office/drawing/2016/ink" xmlns:am3d="http://schemas.microsoft.com/office/drawing/2017/model3d" xmlns:o="urn:schemas-microsoft-com:office:office" xmlns:oel="http://schemas.microsoft.com/office/2019/extlst" xmlns:r="http://schemas.openxmlformats.org/officeDocument/2006/relationships" xmlns:m="http://schemas.openxmlformats.org/officeDocument/2006/math" xmlns:v="urn:schemas-microsoft-com:vml" xmlns:wp14="http://schemas.microsoft.com/office/word/2010/wordprocessingDrawing" xmlns:wp="http://schemas.openxmlformats.org/drawingml/2006/wordprocessingDrawing" xmlns:w10="urn:schemas-microsoft-com:office:word" xmlns:w="http://schemas.openxmlformats.org/wordprocessingml/2006/main" xmlns:w14="http://schemas.microsoft.com/office/word/2010/wordml" xmlns:w15="http://schemas.microsoft.com/office/word/2012/wordml" xmlns:w16cex="http://schemas.microsoft.com/office/word/2018/wordml/cex" xmlns:w16cid="http://schemas.microsoft.com/office/word/2016/wordml/cid" xmlns:w16="http://schemas.microsoft.com/office/word/2018/wordml" xmlns:w16du="http://schemas.microsoft.com/office/word/2023/wordml/word16du" xmlns:w16sdtdh="http://schemas.microsoft.com/office/word/2020/wordml/sdtdatahash" xmlns:w16sdtfl="http://schemas.microsoft.com/office/word/2024/wordml/sdtformatlock" xmlns:w16se="http://schemas.microsoft.com/office/word/2015/wordml/symex" xmlns:wpg="http://schemas.microsoft.com/office/word/2010/wordprocessingGroup" xmlns:wpi="http://schemas.microsoft.com/office/word/2010/wordprocessingInk" xmlns:wne="http://schemas.microsoft.com/office/word/2006/wordml" xmlns:wps="http://schemas.microsoft.com/office/word/2010/wordprocessingShape" mc:Ignorable="w14 w15 w16se w16cid w16 w16cex w16sdtdh w16sdtfl w16du wp14">
   <w:p>
     <w:pPr>
-      <w:pStyle w:val="5"/>
+      <w:pStyle w:val="a9"/>
     </w:pPr>
   </w:p>
 </w:ftr>
 </file>
 
 <file path=word/footer3.xml><?xml version="1.0" encoding="utf-8"?>
-<w:ftr xmlns:wpc="http://schemas.microsoft.com/office/word/2010/wordprocessingCanvas" xmlns:mc="http://schemas.openxmlformats.org/markup-compatibility/2006" xmlns:o="urn:schemas-microsoft-com:office:office" xmlns:r="http://schemas.openxmlformats.org/officeDocument/2006/relationships" xmlns:m="http://schemas.openxmlformats.org/officeDocument/2006/math" xmlns:v="urn:schemas-microsoft-com:vml" xmlns:wp14="http://schemas.microsoft.com/office/word/2010/wordprocessingDrawing" xmlns:wp="http://schemas.openxmlformats.org/drawingml/2006/wordprocessingDrawing" xmlns:w10="urn:schemas-microsoft-com:office:word" xmlns:w="http://schemas.openxmlformats.org/wordprocessingml/2006/main" xmlns:w14="http://schemas.microsoft.com/office/word/2010/wordml" xmlns:w15="http://schemas.microsoft.com/office/word/2012/wordml" xmlns:wpg="http://schemas.microsoft.com/office/word/2010/wordprocessingGroup" xmlns:wpi="http://schemas.microsoft.com/office/word/2010/wordprocessingInk" xmlns:wne="http://schemas.microsoft.com/office/word/2006/wordml" xmlns:wps="http://schemas.microsoft.com/office/word/2010/wordprocessingShape" xmlns:wpsCustomData="http://www.wps.cn/officeDocument/2013/wpsCustomData" mc:Ignorable="w14 w15 wp14">
+<w:ftr xmlns:wpc="http://schemas.microsoft.com/office/word/2010/wordprocessingCanvas" xmlns:cx="http://schemas.microsoft.com/office/drawing/2014/chartex" xmlns:cx1="http://schemas.microsoft.com/office/drawing/2015/9/8/chartex" xmlns:cx2="http://schemas.microsoft.com/office/drawing/2015/10/21/chartex" xmlns:cx3="http://schemas.microsoft.com/office/drawing/2016/5/9/chartex" xmlns:cx4="http://schemas.microsoft.com/office/drawing/2016/5/10/chartex" xmlns:cx5="http://schemas.microsoft.com/office/drawing/2016/5/11/chartex" xmlns:cx6="http://schemas.microsoft.com/office/drawing/2016/5/12/chartex" xmlns:cx7="http://schemas.microsoft.com/office/drawing/2016/5/13/chartex" xmlns:cx8="http://schemas.microsoft.com/office/drawing/2016/5/14/chartex" xmlns:mc="http://schemas.openxmlformats.org/markup-compatibility/2006" xmlns:aink="http://schemas.microsoft.com/office/drawing/2016/ink" xmlns:am3d="http://schemas.microsoft.com/office/drawing/2017/model3d" xmlns:o="urn:schemas-microsoft-com:office:office" xmlns:oel="http://schemas.microsoft.com/office/2019/extlst" xmlns:r="http://schemas.openxmlformats.org/officeDocument/2006/relationships" xmlns:m="http://schemas.openxmlformats.org/officeDocument/2006/math" xmlns:v="urn:schemas-microsoft-com:vml" xmlns:wp14="http://schemas.microsoft.com/office/word/2010/wordprocessingDrawing" xmlns:wp="http://schemas.openxmlformats.org/drawingml/2006/wordprocessingDrawing" xmlns:w10="urn:schemas-microsoft-com:office:word" xmlns:w="http://schemas.openxmlformats.org/wordprocessingml/2006/main" xmlns:w14="http://schemas.microsoft.com/office/word/2010/wordml" xmlns:w15="http://schemas.microsoft.com/office/word/2012/wordml" xmlns:w16cex="http://schemas.microsoft.com/office/word/2018/wordml/cex" xmlns:w16cid="http://schemas.microsoft.com/office/word/2016/wordml/cid" xmlns:w16="http://schemas.microsoft.com/office/word/2018/wordml" xmlns:w16du="http://schemas.microsoft.com/office/word/2023/wordml/word16du" xmlns:w16sdtdh="http://schemas.microsoft.com/office/word/2020/wordml/sdtdatahash" xmlns:w16sdtfl="http://schemas.microsoft.com/office/word/2024/wordml/sdtformatlock" xmlns:w16se="http://schemas.microsoft.com/office/word/2015/wordml/symex" xmlns:wpg="http://schemas.microsoft.com/office/word/2010/wordprocessingGroup" xmlns:wpi="http://schemas.microsoft.com/office/word/2010/wordprocessingInk" xmlns:wne="http://schemas.microsoft.com/office/word/2006/wordml" xmlns:wps="http://schemas.microsoft.com/office/word/2010/wordprocessingShape" mc:Ignorable="w14 w15 w16se w16cid w16 w16cex w16sdtdh w16sdtfl w16du wp14">
   <w:p>
     <w:pPr>
-      <w:pStyle w:val="5"/>
+      <w:pStyle w:val="a9"/>
     </w:pPr>
   </w:p>
 </w:ftr>
 </file>
 
 <file path=word/footnotes.xml><?xml version="1.0" encoding="utf-8"?>
-<w:footnotes xmlns:wpc="http://schemas.microsoft.com/office/word/2010/wordprocessingCanvas" xmlns:mc="http://schemas.openxmlformats.org/markup-compatibility/2006" xmlns:o="urn:schemas-microsoft-com:office:office" xmlns:r="http://schemas.openxmlformats.org/officeDocument/2006/relationships" xmlns:m="http://schemas.openxmlformats.org/officeDocument/2006/math" xmlns:v="urn:schemas-microsoft-com:vml" xmlns:wp14="http://schemas.microsoft.com/office/word/2010/wordprocessingDrawing" xmlns:wp="http://schemas.openxmlformats.org/drawingml/2006/wordprocessingDrawing" xmlns:w="http://schemas.openxmlformats.org/wordprocessingml/2006/main" xmlns:w14="http://schemas.microsoft.com/office/word/2010/wordml" xmlns:w15="http://schemas.microsoft.com/office/word/2012/wordml" xmlns:w10="urn:schemas-microsoft-com:office:word" xmlns:wpg="http://schemas.microsoft.com/office/word/2010/wordprocessingGroup" xmlns:wpi="http://schemas.microsoft.com/office/word/2010/wordprocessingInk" xmlns:wne="http://schemas.microsoft.com/office/word/2006/wordml" xmlns:wps="http://schemas.microsoft.com/office/word/2010/wordprocessingShape" xmlns:wpsCustomData="http://www.wps.cn/officeDocument/2013/wpsCustomData" mc:Ignorable="w14 w15 wp14">
-  <w:footnote w:type="separator" w:id="0">
+<w:footnotes xmlns:wpc="http://schemas.microsoft.com/office/word/2010/wordprocessingCanvas" xmlns:cx="http://schemas.microsoft.com/office/drawing/2014/chartex" xmlns:cx1="http://schemas.microsoft.com/office/drawing/2015/9/8/chartex" xmlns:cx2="http://schemas.microsoft.com/office/drawing/2015/10/21/chartex" xmlns:cx3="http://schemas.microsoft.com/office/drawing/2016/5/9/chartex" xmlns:cx4="http://schemas.microsoft.com/office/drawing/2016/5/10/chartex" xmlns:cx5="http://schemas.microsoft.com/office/drawing/2016/5/11/chartex" xmlns:cx6="http://schemas.microsoft.com/office/drawing/2016/5/12/chartex" xmlns:cx7="http://schemas.microsoft.com/office/drawing/2016/5/13/chartex" xmlns:cx8="http://schemas.microsoft.com/office/drawing/2016/5/14/chartex" xmlns:mc="http://schemas.openxmlformats.org/markup-compatibility/2006" xmlns:aink="http://schemas.microsoft.com/office/drawing/2016/ink" xmlns:am3d="http://schemas.microsoft.com/office/drawing/2017/model3d" xmlns:o="urn:schemas-microsoft-com:office:office" xmlns:oel="http://schemas.microsoft.com/office/2019/extlst" xmlns:r="http://schemas.openxmlformats.org/officeDocument/2006/relationships" xmlns:m="http://schemas.openxmlformats.org/officeDocument/2006/math" xmlns:v="urn:schemas-microsoft-com:vml" xmlns:wp14="http://schemas.microsoft.com/office/word/2010/wordprocessingDrawing" xmlns:wp="http://schemas.openxmlformats.org/drawingml/2006/wordprocessingDrawing" xmlns:w10="urn:schemas-microsoft-com:office:word" xmlns:w="http://schemas.openxmlformats.org/wordprocessingml/2006/main" xmlns:w14="http://schemas.microsoft.com/office/word/2010/wordml" xmlns:w15="http://schemas.microsoft.com/office/word/2012/wordml" xmlns:w16cex="http://schemas.microsoft.com/office/word/2018/wordml/cex" xmlns:w16cid="http://schemas.microsoft.com/office/word/2016/wordml/cid" xmlns:w16="http://schemas.microsoft.com/office/word/2018/wordml" xmlns:w16du="http://schemas.microsoft.com/office/word/2023/wordml/word16du" xmlns:w16sdtdh="http://schemas.microsoft.com/office/word/2020/wordml/sdtdatahash" xmlns:w16sdtfl="http://schemas.microsoft.com/office/word/2024/wordml/sdtformatlock" xmlns:w16se="http://schemas.microsoft.com/office/word/2015/wordml/symex" xmlns:wpg="http://schemas.microsoft.com/office/word/2010/wordprocessingGroup" xmlns:wpi="http://schemas.microsoft.com/office/word/2010/wordprocessingInk" xmlns:wne="http://schemas.microsoft.com/office/word/2006/wordml" xmlns:wps="http://schemas.microsoft.com/office/word/2010/wordprocessingShape" mc:Ignorable="w14 w15 w16se w16cid w16 w16cex w16sdtdh w16sdtfl w16du wp14">
+  <w:footnote w:type="separator" w:id="-1">
     <w:p>
-      <w:pPr>
-        <w:spacing w:line="360" w:lineRule="auto"/>
-      </w:pPr>
       <w:r>
         <w:separator/>
       </w:r>
     </w:p>
   </w:footnote>
-  <w:footnote w:type="continuationSeparator" w:id="1">
+  <w:footnote w:type="continuationSeparator" w:id="0">
     <w:p>
-      <w:pPr>
-        <w:spacing w:line="360" w:lineRule="auto"/>
-      </w:pPr>
       <w:r>
         <w:continuationSeparator/>
       </w:r>
@@ -910,42 +881,42 @@
 </file>
 
 <file path=word/header1.xml><?xml version="1.0" encoding="utf-8"?>
-<w:hdr xmlns:wpc="http://schemas.microsoft.com/office/word/2010/wordprocessingCanvas" xmlns:mc="http://schemas.openxmlformats.org/markup-compatibility/2006" xmlns:o="urn:schemas-microsoft-com:office:office" xmlns:r="http://schemas.openxmlformats.org/officeDocument/2006/relationships" xmlns:m="http://schemas.openxmlformats.org/officeDocument/2006/math" xmlns:v="urn:schemas-microsoft-com:vml" xmlns:wp14="http://schemas.microsoft.com/office/word/2010/wordprocessingDrawing" xmlns:wp="http://schemas.openxmlformats.org/drawingml/2006/wordprocessingDrawing" xmlns:w10="urn:schemas-microsoft-com:office:word" xmlns:w="http://schemas.openxmlformats.org/wordprocessingml/2006/main" xmlns:w14="http://schemas.microsoft.com/office/word/2010/wordml" xmlns:w15="http://schemas.microsoft.com/office/word/2012/wordml" xmlns:wpg="http://schemas.microsoft.com/office/word/2010/wordprocessingGroup" xmlns:wpi="http://schemas.microsoft.com/office/word/2010/wordprocessingInk" xmlns:wne="http://schemas.microsoft.com/office/word/2006/wordml" xmlns:wps="http://schemas.microsoft.com/office/word/2010/wordprocessingShape" xmlns:wpsCustomData="http://www.wps.cn/officeDocument/2013/wpsCustomData" mc:Ignorable="w14 w15 wp14">
+<w:hdr xmlns:wpc="http://schemas.microsoft.com/office/word/2010/wordprocessingCanvas" xmlns:cx="http://schemas.microsoft.com/office/drawing/2014/chartex" xmlns:cx1="http://schemas.microsoft.com/office/drawing/2015/9/8/chartex" xmlns:cx2="http://schemas.microsoft.com/office/drawing/2015/10/21/chartex" xmlns:cx3="http://schemas.microsoft.com/office/drawing/2016/5/9/chartex" xmlns:cx4="http://schemas.microsoft.com/office/drawing/2016/5/10/chartex" xmlns:cx5="http://schemas.microsoft.com/office/drawing/2016/5/11/chartex" xmlns:cx6="http://schemas.microsoft.com/office/drawing/2016/5/12/chartex" xmlns:cx7="http://schemas.microsoft.com/office/drawing/2016/5/13/chartex" xmlns:cx8="http://schemas.microsoft.com/office/drawing/2016/5/14/chartex" xmlns:mc="http://schemas.openxmlformats.org/markup-compatibility/2006" xmlns:aink="http://schemas.microsoft.com/office/drawing/2016/ink" xmlns:am3d="http://schemas.microsoft.com/office/drawing/2017/model3d" xmlns:o="urn:schemas-microsoft-com:office:office" xmlns:oel="http://schemas.microsoft.com/office/2019/extlst" xmlns:r="http://schemas.openxmlformats.org/officeDocument/2006/relationships" xmlns:m="http://schemas.openxmlformats.org/officeDocument/2006/math" xmlns:v="urn:schemas-microsoft-com:vml" xmlns:wp14="http://schemas.microsoft.com/office/word/2010/wordprocessingDrawing" xmlns:wp="http://schemas.openxmlformats.org/drawingml/2006/wordprocessingDrawing" xmlns:w10="urn:schemas-microsoft-com:office:word" xmlns:w="http://schemas.openxmlformats.org/wordprocessingml/2006/main" xmlns:w14="http://schemas.microsoft.com/office/word/2010/wordml" xmlns:w15="http://schemas.microsoft.com/office/word/2012/wordml" xmlns:w16cex="http://schemas.microsoft.com/office/word/2018/wordml/cex" xmlns:w16cid="http://schemas.microsoft.com/office/word/2016/wordml/cid" xmlns:w16="http://schemas.microsoft.com/office/word/2018/wordml" xmlns:w16du="http://schemas.microsoft.com/office/word/2023/wordml/word16du" xmlns:w16sdtdh="http://schemas.microsoft.com/office/word/2020/wordml/sdtdatahash" xmlns:w16sdtfl="http://schemas.microsoft.com/office/word/2024/wordml/sdtformatlock" xmlns:w16se="http://schemas.microsoft.com/office/word/2015/wordml/symex" xmlns:wpg="http://schemas.microsoft.com/office/word/2010/wordprocessingGroup" xmlns:wpi="http://schemas.microsoft.com/office/word/2010/wordprocessingInk" xmlns:wne="http://schemas.microsoft.com/office/word/2006/wordml" xmlns:wps="http://schemas.microsoft.com/office/word/2010/wordprocessingShape" mc:Ignorable="w14 w15 w16se w16cid w16 w16cex w16sdtdh w16sdtfl w16du wp14">
   <w:p>
     <w:pPr>
-      <w:pStyle w:val="6"/>
+      <w:pStyle w:val="ab"/>
     </w:pPr>
   </w:p>
 </w:hdr>
 </file>
 
 <file path=word/header2.xml><?xml version="1.0" encoding="utf-8"?>
-<w:hdr xmlns:wpc="http://schemas.microsoft.com/office/word/2010/wordprocessingCanvas" xmlns:mc="http://schemas.openxmlformats.org/markup-compatibility/2006" xmlns:o="urn:schemas-microsoft-com:office:office" xmlns:r="http://schemas.openxmlformats.org/officeDocument/2006/relationships" xmlns:m="http://schemas.openxmlformats.org/officeDocument/2006/math" xmlns:v="urn:schemas-microsoft-com:vml" xmlns:wp14="http://schemas.microsoft.com/office/word/2010/wordprocessingDrawing" xmlns:wp="http://schemas.openxmlformats.org/drawingml/2006/wordprocessingDrawing" xmlns:w10="urn:schemas-microsoft-com:office:word" xmlns:w="http://schemas.openxmlformats.org/wordprocessingml/2006/main" xmlns:w14="http://schemas.microsoft.com/office/word/2010/wordml" xmlns:w15="http://schemas.microsoft.com/office/word/2012/wordml" xmlns:wpg="http://schemas.microsoft.com/office/word/2010/wordprocessingGroup" xmlns:wpi="http://schemas.microsoft.com/office/word/2010/wordprocessingInk" xmlns:wne="http://schemas.microsoft.com/office/word/2006/wordml" xmlns:wps="http://schemas.microsoft.com/office/word/2010/wordprocessingShape" xmlns:wpsCustomData="http://www.wps.cn/officeDocument/2013/wpsCustomData" mc:Ignorable="w14 w15 wp14">
+<w:hdr xmlns:wpc="http://schemas.microsoft.com/office/word/2010/wordprocessingCanvas" xmlns:cx="http://schemas.microsoft.com/office/drawing/2014/chartex" xmlns:cx1="http://schemas.microsoft.com/office/drawing/2015/9/8/chartex" xmlns:cx2="http://schemas.microsoft.com/office/drawing/2015/10/21/chartex" xmlns:cx3="http://schemas.microsoft.com/office/drawing/2016/5/9/chartex" xmlns:cx4="http://schemas.microsoft.com/office/drawing/2016/5/10/chartex" xmlns:cx5="http://schemas.microsoft.com/office/drawing/2016/5/11/chartex" xmlns:cx6="http://schemas.microsoft.com/office/drawing/2016/5/12/chartex" xmlns:cx7="http://schemas.microsoft.com/office/drawing/2016/5/13/chartex" xmlns:cx8="http://schemas.microsoft.com/office/drawing/2016/5/14/chartex" xmlns:mc="http://schemas.openxmlformats.org/markup-compatibility/2006" xmlns:aink="http://schemas.microsoft.com/office/drawing/2016/ink" xmlns:am3d="http://schemas.microsoft.com/office/drawing/2017/model3d" xmlns:o="urn:schemas-microsoft-com:office:office" xmlns:oel="http://schemas.microsoft.com/office/2019/extlst" xmlns:r="http://schemas.openxmlformats.org/officeDocument/2006/relationships" xmlns:m="http://schemas.openxmlformats.org/officeDocument/2006/math" xmlns:v="urn:schemas-microsoft-com:vml" xmlns:wp14="http://schemas.microsoft.com/office/word/2010/wordprocessingDrawing" xmlns:wp="http://schemas.openxmlformats.org/drawingml/2006/wordprocessingDrawing" xmlns:w10="urn:schemas-microsoft-com:office:word" xmlns:w="http://schemas.openxmlformats.org/wordprocessingml/2006/main" xmlns:w14="http://schemas.microsoft.com/office/word/2010/wordml" xmlns:w15="http://schemas.microsoft.com/office/word/2012/wordml" xmlns:w16cex="http://schemas.microsoft.com/office/word/2018/wordml/cex" xmlns:w16cid="http://schemas.microsoft.com/office/word/2016/wordml/cid" xmlns:w16="http://schemas.microsoft.com/office/word/2018/wordml" xmlns:w16du="http://schemas.microsoft.com/office/word/2023/wordml/word16du" xmlns:w16sdtdh="http://schemas.microsoft.com/office/word/2020/wordml/sdtdatahash" xmlns:w16sdtfl="http://schemas.microsoft.com/office/word/2024/wordml/sdtformatlock" xmlns:w16se="http://schemas.microsoft.com/office/word/2015/wordml/symex" xmlns:wpg="http://schemas.microsoft.com/office/word/2010/wordprocessingGroup" xmlns:wpi="http://schemas.microsoft.com/office/word/2010/wordprocessingInk" xmlns:wne="http://schemas.microsoft.com/office/word/2006/wordml" xmlns:wps="http://schemas.microsoft.com/office/word/2010/wordprocessingShape" mc:Ignorable="w14 w15 w16se w16cid w16 w16cex w16sdtdh w16sdtfl w16du wp14">
   <w:p>
     <w:pPr>
-      <w:pStyle w:val="6"/>
+      <w:pStyle w:val="ab"/>
     </w:pPr>
   </w:p>
 </w:hdr>
 </file>
 
 <file path=word/header3.xml><?xml version="1.0" encoding="utf-8"?>
-<w:hdr xmlns:wpc="http://schemas.microsoft.com/office/word/2010/wordprocessingCanvas" xmlns:mc="http://schemas.openxmlformats.org/markup-compatibility/2006" xmlns:o="urn:schemas-microsoft-com:office:office" xmlns:r="http://schemas.openxmlformats.org/officeDocument/2006/relationships" xmlns:m="http://schemas.openxmlformats.org/officeDocument/2006/math" xmlns:v="urn:schemas-microsoft-com:vml" xmlns:wp14="http://schemas.microsoft.com/office/word/2010/wordprocessingDrawing" xmlns:wp="http://schemas.openxmlformats.org/drawingml/2006/wordprocessingDrawing" xmlns:w10="urn:schemas-microsoft-com:office:word" xmlns:w="http://schemas.openxmlformats.org/wordprocessingml/2006/main" xmlns:w14="http://schemas.microsoft.com/office/word/2010/wordml" xmlns:w15="http://schemas.microsoft.com/office/word/2012/wordml" xmlns:wpg="http://schemas.microsoft.com/office/word/2010/wordprocessingGroup" xmlns:wpi="http://schemas.microsoft.com/office/word/2010/wordprocessingInk" xmlns:wne="http://schemas.microsoft.com/office/word/2006/wordml" xmlns:wps="http://schemas.microsoft.com/office/word/2010/wordprocessingShape" xmlns:wpsCustomData="http://www.wps.cn/officeDocument/2013/wpsCustomData" mc:Ignorable="w14 w15 wp14">
+<w:hdr xmlns:wpc="http://schemas.microsoft.com/office/word/2010/wordprocessingCanvas" xmlns:cx="http://schemas.microsoft.com/office/drawing/2014/chartex" xmlns:cx1="http://schemas.microsoft.com/office/drawing/2015/9/8/chartex" xmlns:cx2="http://schemas.microsoft.com/office/drawing/2015/10/21/chartex" xmlns:cx3="http://schemas.microsoft.com/office/drawing/2016/5/9/chartex" xmlns:cx4="http://schemas.microsoft.com/office/drawing/2016/5/10/chartex" xmlns:cx5="http://schemas.microsoft.com/office/drawing/2016/5/11/chartex" xmlns:cx6="http://schemas.microsoft.com/office/drawing/2016/5/12/chartex" xmlns:cx7="http://schemas.microsoft.com/office/drawing/2016/5/13/chartex" xmlns:cx8="http://schemas.microsoft.com/office/drawing/2016/5/14/chartex" xmlns:mc="http://schemas.openxmlformats.org/markup-compatibility/2006" xmlns:aink="http://schemas.microsoft.com/office/drawing/2016/ink" xmlns:am3d="http://schemas.microsoft.com/office/drawing/2017/model3d" xmlns:o="urn:schemas-microsoft-com:office:office" xmlns:oel="http://schemas.microsoft.com/office/2019/extlst" xmlns:r="http://schemas.openxmlformats.org/officeDocument/2006/relationships" xmlns:m="http://schemas.openxmlformats.org/officeDocument/2006/math" xmlns:v="urn:schemas-microsoft-com:vml" xmlns:wp14="http://schemas.microsoft.com/office/word/2010/wordprocessingDrawing" xmlns:wp="http://schemas.openxmlformats.org/drawingml/2006/wordprocessingDrawing" xmlns:w10="urn:schemas-microsoft-com:office:word" xmlns:w="http://schemas.openxmlformats.org/wordprocessingml/2006/main" xmlns:w14="http://schemas.microsoft.com/office/word/2010/wordml" xmlns:w15="http://schemas.microsoft.com/office/word/2012/wordml" xmlns:w16cex="http://schemas.microsoft.com/office/word/2018/wordml/cex" xmlns:w16cid="http://schemas.microsoft.com/office/word/2016/wordml/cid" xmlns:w16="http://schemas.microsoft.com/office/word/2018/wordml" xmlns:w16du="http://schemas.microsoft.com/office/word/2023/wordml/word16du" xmlns:w16sdtdh="http://schemas.microsoft.com/office/word/2020/wordml/sdtdatahash" xmlns:w16sdtfl="http://schemas.microsoft.com/office/word/2024/wordml/sdtformatlock" xmlns:w16se="http://schemas.microsoft.com/office/word/2015/wordml/symex" xmlns:wpg="http://schemas.microsoft.com/office/word/2010/wordprocessingGroup" xmlns:wpi="http://schemas.microsoft.com/office/word/2010/wordprocessingInk" xmlns:wne="http://schemas.microsoft.com/office/word/2006/wordml" xmlns:wps="http://schemas.microsoft.com/office/word/2010/wordprocessingShape" mc:Ignorable="w14 w15 w16se w16cid w16 w16cex w16sdtdh w16sdtfl w16du wp14">
   <w:p>
     <w:pPr>
-      <w:pStyle w:val="6"/>
+      <w:pStyle w:val="ab"/>
     </w:pPr>
   </w:p>
 </w:hdr>
 </file>
 
 <file path=word/numbering.xml><?xml version="1.0" encoding="utf-8"?>
-<w:numbering xmlns:wpc="http://schemas.microsoft.com/office/word/2010/wordprocessingCanvas" xmlns:mc="http://schemas.openxmlformats.org/markup-compatibility/2006" xmlns:o="urn:schemas-microsoft-com:office:office" xmlns:r="http://schemas.openxmlformats.org/officeDocument/2006/relationships" xmlns:m="http://schemas.openxmlformats.org/officeDocument/2006/math" xmlns:v="urn:schemas-microsoft-com:vml" xmlns:wp14="http://schemas.microsoft.com/office/word/2010/wordprocessingDrawing" xmlns:wp="http://schemas.openxmlformats.org/drawingml/2006/wordprocessingDrawing" xmlns:w10="urn:schemas-microsoft-com:office:word" xmlns:w="http://schemas.openxmlformats.org/wordprocessingml/2006/main" xmlns:w14="http://schemas.microsoft.com/office/word/2010/wordml" xmlns:wpg="http://schemas.microsoft.com/office/word/2010/wordprocessingGroup" xmlns:wpi="http://schemas.microsoft.com/office/word/2010/wordprocessingInk" xmlns:wne="http://schemas.microsoft.com/office/word/2006/wordml" xmlns:wps="http://schemas.microsoft.com/office/word/2010/wordprocessingShape" xmlns:wpsCustomData="http://www.wps.cn/officeDocument/2013/wpsCustomData" mc:Ignorable="w14 wp14">
-  <w:abstractNum w:abstractNumId="0">
+<w:numbering xmlns:wpc="http://schemas.microsoft.com/office/word/2010/wordprocessingCanvas" xmlns:cx="http://schemas.microsoft.com/office/drawing/2014/chartex" xmlns:cx1="http://schemas.microsoft.com/office/drawing/2015/9/8/chartex" xmlns:cx2="http://schemas.microsoft.com/office/drawing/2015/10/21/chartex" xmlns:cx3="http://schemas.microsoft.com/office/drawing/2016/5/9/chartex" xmlns:cx4="http://schemas.microsoft.com/office/drawing/2016/5/10/chartex" xmlns:cx5="http://schemas.microsoft.com/office/drawing/2016/5/11/chartex" xmlns:cx6="http://schemas.microsoft.com/office/drawing/2016/5/12/chartex" xmlns:cx7="http://schemas.microsoft.com/office/drawing/2016/5/13/chartex" xmlns:cx8="http://schemas.microsoft.com/office/drawing/2016/5/14/chartex" xmlns:mc="http://schemas.openxmlformats.org/markup-compatibility/2006" xmlns:aink="http://schemas.microsoft.com/office/drawing/2016/ink" xmlns:am3d="http://schemas.microsoft.com/office/drawing/2017/model3d" xmlns:o="urn:schemas-microsoft-com:office:office" xmlns:oel="http://schemas.microsoft.com/office/2019/extlst" xmlns:r="http://schemas.openxmlformats.org/officeDocument/2006/relationships" xmlns:m="http://schemas.openxmlformats.org/officeDocument/2006/math" xmlns:v="urn:schemas-microsoft-com:vml" xmlns:wp14="http://schemas.microsoft.com/office/word/2010/wordprocessingDrawing" xmlns:wp="http://schemas.openxmlformats.org/drawingml/2006/wordprocessingDrawing" xmlns:w10="urn:schemas-microsoft-com:office:word" xmlns:w="http://schemas.openxmlformats.org/wordprocessingml/2006/main" xmlns:w14="http://schemas.microsoft.com/office/word/2010/wordml" xmlns:w15="http://schemas.microsoft.com/office/word/2012/wordml" xmlns:w16cex="http://schemas.microsoft.com/office/word/2018/wordml/cex" xmlns:w16cid="http://schemas.microsoft.com/office/word/2016/wordml/cid" xmlns:w16="http://schemas.microsoft.com/office/word/2018/wordml" xmlns:w16du="http://schemas.microsoft.com/office/word/2023/wordml/word16du" xmlns:w16sdtdh="http://schemas.microsoft.com/office/word/2020/wordml/sdtdatahash" xmlns:w16sdtfl="http://schemas.microsoft.com/office/word/2024/wordml/sdtformatlock" xmlns:w16se="http://schemas.microsoft.com/office/word/2015/wordml/symex" xmlns:wpg="http://schemas.microsoft.com/office/word/2010/wordprocessingGroup" xmlns:wpi="http://schemas.microsoft.com/office/word/2010/wordprocessingInk" xmlns:wne="http://schemas.microsoft.com/office/word/2006/wordml" xmlns:wps="http://schemas.microsoft.com/office/word/2010/wordprocessingShape" mc:Ignorable="w14 w15 w16se w16cid w16 w16cex w16sdtdh w16sdtfl w16du wp14">
+  <w:abstractNum w:abstractNumId="0" w15:restartNumberingAfterBreak="0">
     <w:nsid w:val="671601E0"/>
     <w:multiLevelType w:val="multilevel"/>
     <w:tmpl w:val="671601E0"/>
-    <w:lvl w:ilvl="0" w:tentative="0">
+    <w:lvl w:ilvl="0">
       <w:start w:val="1"/>
       <w:numFmt w:val="decimal"/>
       <w:lvlText w:val="%1."/>
@@ -957,7 +928,7 @@
         <w:rFonts w:hint="default"/>
       </w:rPr>
     </w:lvl>
-    <w:lvl w:ilvl="1" w:tentative="0">
+    <w:lvl w:ilvl="1">
       <w:start w:val="1"/>
       <w:numFmt w:val="lowerLetter"/>
       <w:lvlText w:val="%2)"/>
@@ -966,7 +937,7 @@
         <w:ind w:left="880" w:hanging="440"/>
       </w:pPr>
     </w:lvl>
-    <w:lvl w:ilvl="2" w:tentative="0">
+    <w:lvl w:ilvl="2">
       <w:start w:val="1"/>
       <w:numFmt w:val="lowerRoman"/>
       <w:lvlText w:val="%3."/>
@@ -975,7 +946,7 @@
         <w:ind w:left="1320" w:hanging="440"/>
       </w:pPr>
     </w:lvl>
-    <w:lvl w:ilvl="3" w:tentative="0">
+    <w:lvl w:ilvl="3">
       <w:start w:val="1"/>
       <w:numFmt w:val="decimal"/>
       <w:lvlText w:val="%4."/>
@@ -984,7 +955,7 @@
         <w:ind w:left="1760" w:hanging="440"/>
       </w:pPr>
     </w:lvl>
-    <w:lvl w:ilvl="4" w:tentative="0">
+    <w:lvl w:ilvl="4">
       <w:start w:val="1"/>
       <w:numFmt w:val="lowerLetter"/>
       <w:lvlText w:val="%5)"/>
@@ -993,7 +964,7 @@
         <w:ind w:left="2200" w:hanging="440"/>
       </w:pPr>
     </w:lvl>
-    <w:lvl w:ilvl="5" w:tentative="0">
+    <w:lvl w:ilvl="5">
       <w:start w:val="1"/>
       <w:numFmt w:val="lowerRoman"/>
       <w:lvlText w:val="%6."/>
@@ -1002,7 +973,7 @@
         <w:ind w:left="2640" w:hanging="440"/>
       </w:pPr>
     </w:lvl>
-    <w:lvl w:ilvl="6" w:tentative="0">
+    <w:lvl w:ilvl="6">
       <w:start w:val="1"/>
       <w:numFmt w:val="decimal"/>
       <w:lvlText w:val="%7."/>
@@ -1011,7 +982,7 @@
         <w:ind w:left="3080" w:hanging="440"/>
       </w:pPr>
     </w:lvl>
-    <w:lvl w:ilvl="7" w:tentative="0">
+    <w:lvl w:ilvl="7">
       <w:start w:val="1"/>
       <w:numFmt w:val="lowerLetter"/>
       <w:lvlText w:val="%8)"/>
@@ -1020,7 +991,7 @@
         <w:ind w:left="3520" w:hanging="440"/>
       </w:pPr>
     </w:lvl>
-    <w:lvl w:ilvl="8" w:tentative="0">
+    <w:lvl w:ilvl="8">
       <w:start w:val="1"/>
       <w:numFmt w:val="lowerRoman"/>
       <w:lvlText w:val="%9."/>
@@ -1030,302 +1001,430 @@
       </w:pPr>
     </w:lvl>
   </w:abstractNum>
-  <w:num w:numId="1">
+  <w:num w:numId="1" w16cid:durableId="79646135">
     <w:abstractNumId w:val="0"/>
   </w:num>
 </w:numbering>
 </file>
 
 <file path=word/styles.xml><?xml version="1.0" encoding="utf-8"?>
-<w:styles xmlns:mc="http://schemas.openxmlformats.org/markup-compatibility/2006" xmlns:o="urn:schemas-microsoft-com:office:office" xmlns:r="http://schemas.openxmlformats.org/officeDocument/2006/relationships" xmlns:m="http://schemas.openxmlformats.org/officeDocument/2006/math" xmlns:v="urn:schemas-microsoft-com:vml" xmlns:w="http://schemas.openxmlformats.org/wordprocessingml/2006/main" xmlns:w14="http://schemas.microsoft.com/office/word/2010/wordml" xmlns:w10="urn:schemas-microsoft-com:office:word" xmlns:sl="http://schemas.openxmlformats.org/schemaLibrary/2006/main" xmlns:wpsCustomData="http://www.wps.cn/officeDocument/2013/wpsCustomData" mc:Ignorable="w14">
+<w:styles xmlns:mc="http://schemas.openxmlformats.org/markup-compatibility/2006" xmlns:r="http://schemas.openxmlformats.org/officeDocument/2006/relationships" xmlns:w="http://schemas.openxmlformats.org/wordprocessingml/2006/main" xmlns:w14="http://schemas.microsoft.com/office/word/2010/wordml" xmlns:w15="http://schemas.microsoft.com/office/word/2012/wordml" xmlns:w16cex="http://schemas.microsoft.com/office/word/2018/wordml/cex" xmlns:w16cid="http://schemas.microsoft.com/office/word/2016/wordml/cid" xmlns:w16="http://schemas.microsoft.com/office/word/2018/wordml" xmlns:w16du="http://schemas.microsoft.com/office/word/2023/wordml/word16du" xmlns:w16sdtdh="http://schemas.microsoft.com/office/word/2020/wordml/sdtdatahash" xmlns:w16sdtfl="http://schemas.microsoft.com/office/word/2024/wordml/sdtformatlock" xmlns:w16se="http://schemas.microsoft.com/office/word/2015/wordml/symex" mc:Ignorable="w14 w15 w16se w16cid w16 w16cex w16sdtdh w16sdtfl w16du">
   <w:docDefaults>
     <w:rPrDefault>
       <w:rPr>
-        <w:rFonts w:asciiTheme="minorHAnsi" w:hAnsiTheme="minorHAnsi" w:eastAsiaTheme="minorEastAsia" w:cstheme="minorBidi"/>
+        <w:rFonts w:asciiTheme="minorHAnsi" w:eastAsiaTheme="minorEastAsia" w:hAnsiTheme="minorHAnsi" w:cstheme="minorBidi"/>
+        <w:lang w:val="en-US" w:eastAsia="zh-CN" w:bidi="ar-SA"/>
       </w:rPr>
     </w:rPrDefault>
     <w:pPrDefault/>
   </w:docDefaults>
-  <w:latentStyles w:count="260" w:defQFormat="0" w:defUnhideWhenUsed="1" w:defSemiHidden="1" w:defUIPriority="99" w:defLockedState="0">
-    <w:lsdException w:qFormat="1" w:unhideWhenUsed="0" w:uiPriority="0" w:semiHidden="0" w:name="Normal"/>
-    <w:lsdException w:qFormat="1" w:unhideWhenUsed="0" w:uiPriority="9" w:semiHidden="0" w:name="heading 1"/>
-    <w:lsdException w:qFormat="1" w:uiPriority="9" w:name="heading 2"/>
-    <w:lsdException w:qFormat="1" w:uiPriority="9" w:name="heading 3"/>
-    <w:lsdException w:qFormat="1" w:uiPriority="9" w:name="heading 4"/>
-    <w:lsdException w:qFormat="1" w:uiPriority="9" w:name="heading 5"/>
-    <w:lsdException w:qFormat="1" w:uiPriority="9" w:name="heading 6"/>
-    <w:lsdException w:qFormat="1" w:uiPriority="9" w:name="heading 7"/>
-    <w:lsdException w:qFormat="1" w:uiPriority="9" w:name="heading 8"/>
-    <w:lsdException w:qFormat="1" w:uiPriority="9" w:name="heading 9"/>
-    <w:lsdException w:uiPriority="99" w:name="index 1"/>
-    <w:lsdException w:uiPriority="99" w:name="index 2"/>
-    <w:lsdException w:uiPriority="99" w:name="index 3"/>
-    <w:lsdException w:uiPriority="99" w:name="index 4"/>
-    <w:lsdException w:uiPriority="99" w:name="index 5"/>
-    <w:lsdException w:uiPriority="99" w:name="index 6"/>
-    <w:lsdException w:uiPriority="99" w:name="index 7"/>
-    <w:lsdException w:uiPriority="99" w:name="index 8"/>
-    <w:lsdException w:uiPriority="99" w:name="index 9"/>
-    <w:lsdException w:uiPriority="39" w:name="toc 1"/>
-    <w:lsdException w:uiPriority="39" w:name="toc 2"/>
-    <w:lsdException w:uiPriority="39" w:name="toc 3"/>
-    <w:lsdException w:uiPriority="39" w:name="toc 4"/>
-    <w:lsdException w:uiPriority="39" w:name="toc 5"/>
-    <w:lsdException w:uiPriority="39" w:name="toc 6"/>
-    <w:lsdException w:uiPriority="39" w:name="toc 7"/>
-    <w:lsdException w:uiPriority="39" w:name="toc 8"/>
-    <w:lsdException w:uiPriority="39" w:name="toc 9"/>
-    <w:lsdException w:uiPriority="99" w:name="Normal Indent"/>
-    <w:lsdException w:uiPriority="99" w:name="footnote text"/>
-    <w:lsdException w:qFormat="1" w:uiPriority="99" w:name="annotation text"/>
-    <w:lsdException w:qFormat="1" w:uiPriority="99" w:semiHidden="0" w:name="header"/>
-    <w:lsdException w:qFormat="1" w:uiPriority="99" w:semiHidden="0" w:name="footer"/>
-    <w:lsdException w:uiPriority="99" w:name="index heading"/>
-    <w:lsdException w:qFormat="1" w:uiPriority="35" w:name="caption"/>
-    <w:lsdException w:uiPriority="99" w:name="table of figures"/>
-    <w:lsdException w:uiPriority="99" w:name="envelope address"/>
-    <w:lsdException w:uiPriority="99" w:name="envelope return"/>
-    <w:lsdException w:uiPriority="99" w:name="footnote reference"/>
-    <w:lsdException w:qFormat="1" w:uiPriority="99" w:name="annotation reference"/>
-    <w:lsdException w:uiPriority="99" w:name="line number"/>
-    <w:lsdException w:uiPriority="99" w:name="page number"/>
-    <w:lsdException w:uiPriority="99" w:name="endnote reference"/>
-    <w:lsdException w:uiPriority="99" w:name="endnote text"/>
-    <w:lsdException w:uiPriority="99" w:name="table of authorities"/>
-    <w:lsdException w:uiPriority="99" w:name="macro"/>
-    <w:lsdException w:uiPriority="99" w:name="toa heading"/>
-    <w:lsdException w:uiPriority="99" w:name="List"/>
-    <w:lsdException w:uiPriority="99" w:name="List Bullet"/>
-    <w:lsdException w:uiPriority="99" w:name="List Number"/>
-    <w:lsdException w:uiPriority="99" w:name="List 2"/>
-    <w:lsdException w:uiPriority="99" w:name="List 3"/>
-    <w:lsdException w:uiPriority="99" w:name="List 4"/>
-    <w:lsdException w:uiPriority="99" w:name="List 5"/>
-    <w:lsdException w:uiPriority="99" w:name="List Bullet 2"/>
-    <w:lsdException w:uiPriority="99" w:name="List Bullet 3"/>
-    <w:lsdException w:uiPriority="99" w:name="List Bullet 4"/>
-    <w:lsdException w:uiPriority="99" w:name="List Bullet 5"/>
-    <w:lsdException w:uiPriority="99" w:name="List Number 2"/>
-    <w:lsdException w:uiPriority="99" w:name="List Number 3"/>
-    <w:lsdException w:uiPriority="99" w:name="List Number 4"/>
-    <w:lsdException w:uiPriority="99" w:name="List Number 5"/>
-    <w:lsdException w:qFormat="1" w:unhideWhenUsed="0" w:uiPriority="10" w:semiHidden="0" w:name="Title"/>
-    <w:lsdException w:uiPriority="99" w:name="Closing"/>
-    <w:lsdException w:uiPriority="99" w:name="Signature"/>
-    <w:lsdException w:uiPriority="1" w:semiHidden="0" w:name="Default Paragraph Font"/>
-    <w:lsdException w:uiPriority="99" w:name="Body Text"/>
-    <w:lsdException w:uiPriority="99" w:name="Body Text Indent"/>
-    <w:lsdException w:uiPriority="99" w:name="List Continue"/>
-    <w:lsdException w:uiPriority="99" w:name="List Continue 2"/>
-    <w:lsdException w:uiPriority="99" w:name="List Continue 3"/>
-    <w:lsdException w:uiPriority="99" w:name="List Continue 4"/>
-    <w:lsdException w:uiPriority="99" w:name="List Continue 5"/>
-    <w:lsdException w:uiPriority="99" w:name="Message Header"/>
-    <w:lsdException w:qFormat="1" w:unhideWhenUsed="0" w:uiPriority="11" w:semiHidden="0" w:name="Subtitle"/>
-    <w:lsdException w:uiPriority="99" w:name="Salutation"/>
-    <w:lsdException w:uiPriority="99" w:name="Date"/>
-    <w:lsdException w:uiPriority="99" w:name="Body Text First Indent"/>
-    <w:lsdException w:uiPriority="99" w:name="Body Text First Indent 2"/>
-    <w:lsdException w:uiPriority="99" w:name="Note Heading"/>
-    <w:lsdException w:uiPriority="99" w:name="Body Text 2"/>
-    <w:lsdException w:uiPriority="99" w:name="Body Text 3"/>
-    <w:lsdException w:uiPriority="99" w:name="Body Text Indent 2"/>
-    <w:lsdException w:uiPriority="99" w:name="Body Text Indent 3"/>
-    <w:lsdException w:uiPriority="99" w:name="Block Text"/>
-    <w:lsdException w:uiPriority="99" w:name="Hyperlink"/>
-    <w:lsdException w:uiPriority="99" w:name="FollowedHyperlink"/>
-    <w:lsdException w:qFormat="1" w:unhideWhenUsed="0" w:uiPriority="22" w:semiHidden="0" w:name="Strong"/>
-    <w:lsdException w:qFormat="1" w:unhideWhenUsed="0" w:uiPriority="20" w:semiHidden="0" w:name="Emphasis"/>
-    <w:lsdException w:uiPriority="99" w:name="Document Map"/>
-    <w:lsdException w:uiPriority="99" w:name="Plain Text"/>
-    <w:lsdException w:uiPriority="99" w:name="E-mail Signature"/>
-    <w:lsdException w:uiPriority="99" w:name="Normal (Web)"/>
-    <w:lsdException w:uiPriority="99" w:name="HTML Acronym"/>
-    <w:lsdException w:uiPriority="99" w:name="HTML Address"/>
-    <w:lsdException w:uiPriority="99" w:name="HTML Cite"/>
-    <w:lsdException w:uiPriority="99" w:name="HTML Code"/>
-    <w:lsdException w:uiPriority="99" w:name="HTML Definition"/>
-    <w:lsdException w:uiPriority="99" w:name="HTML Keyboard"/>
-    <w:lsdException w:uiPriority="99" w:name="HTML Preformatted"/>
-    <w:lsdException w:uiPriority="99" w:name="HTML Sample"/>
-    <w:lsdException w:uiPriority="99" w:name="HTML Typewriter"/>
-    <w:lsdException w:uiPriority="99" w:name="HTML Variable"/>
-    <w:lsdException w:uiPriority="99" w:name="Normal Table"/>
-    <w:lsdException w:qFormat="1" w:uiPriority="99" w:name="annotation subject"/>
-    <w:lsdException w:uiPriority="99" w:name="Table Simple 1"/>
-    <w:lsdException w:uiPriority="99" w:name="Table Simple 2"/>
-    <w:lsdException w:uiPriority="99" w:name="Table Simple 3"/>
-    <w:lsdException w:uiPriority="99" w:name="Table Classic 1"/>
-    <w:lsdException w:uiPriority="99" w:name="Table Classic 2"/>
-    <w:lsdException w:uiPriority="99" w:name="Table Classic 3"/>
-    <w:lsdException w:uiPriority="99" w:name="Table Classic 4"/>
-    <w:lsdException w:uiPriority="99" w:name="Table Colorful 1"/>
-    <w:lsdException w:uiPriority="99" w:name="Table Colorful 2"/>
-    <w:lsdException w:uiPriority="99" w:name="Table Colorful 3"/>
-    <w:lsdException w:uiPriority="99" w:name="Table Columns 1"/>
-    <w:lsdException w:uiPriority="99" w:name="Table Columns 2"/>
-    <w:lsdException w:uiPriority="99" w:name="Table Columns 3"/>
-    <w:lsdException w:uiPriority="99" w:name="Table Columns 4"/>
-    <w:lsdException w:uiPriority="99" w:name="Table Columns 5"/>
-    <w:lsdException w:uiPriority="99" w:name="Table Grid 1"/>
-    <w:lsdException w:uiPriority="99" w:name="Table Grid 2"/>
-    <w:lsdException w:uiPriority="99" w:name="Table Grid 3"/>
-    <w:lsdException w:uiPriority="99" w:name="Table Grid 4"/>
-    <w:lsdException w:uiPriority="99" w:name="Table Grid 5"/>
-    <w:lsdException w:uiPriority="99" w:name="Table Grid 6"/>
-    <w:lsdException w:uiPriority="99" w:name="Table Grid 7"/>
-    <w:lsdException w:uiPriority="99" w:name="Table Grid 8"/>
-    <w:lsdException w:uiPriority="99" w:name="Table List 1"/>
-    <w:lsdException w:uiPriority="99" w:name="Table List 2"/>
-    <w:lsdException w:uiPriority="99" w:name="Table List 3"/>
-    <w:lsdException w:uiPriority="99" w:name="Table List 4"/>
-    <w:lsdException w:uiPriority="99" w:name="Table List 5"/>
-    <w:lsdException w:uiPriority="99" w:name="Table List 6"/>
-    <w:lsdException w:uiPriority="99" w:name="Table List 7"/>
-    <w:lsdException w:uiPriority="99" w:name="Table List 8"/>
-    <w:lsdException w:uiPriority="99" w:name="Table 3D effects 1"/>
-    <w:lsdException w:uiPriority="99" w:name="Table 3D effects 2"/>
-    <w:lsdException w:uiPriority="99" w:name="Table 3D effects 3"/>
-    <w:lsdException w:uiPriority="99" w:name="Table Contemporary"/>
-    <w:lsdException w:uiPriority="99" w:name="Table Elegant"/>
-    <w:lsdException w:uiPriority="99" w:name="Table Professional"/>
-    <w:lsdException w:uiPriority="99" w:name="Table Subtle 1"/>
-    <w:lsdException w:uiPriority="99" w:name="Table Subtle 2"/>
-    <w:lsdException w:uiPriority="99" w:name="Table Web 1"/>
-    <w:lsdException w:uiPriority="99" w:name="Table Web 2"/>
-    <w:lsdException w:uiPriority="99" w:name="Table Web 3"/>
-    <w:lsdException w:qFormat="1" w:uiPriority="99" w:name="Balloon Text"/>
-    <w:lsdException w:unhideWhenUsed="0" w:uiPriority="39" w:semiHidden="0" w:name="Table Grid"/>
-    <w:lsdException w:uiPriority="99" w:name="Table Theme"/>
-    <w:lsdException w:unhideWhenUsed="0" w:uiPriority="60" w:semiHidden="0" w:name="Light Shading"/>
-    <w:lsdException w:unhideWhenUsed="0" w:uiPriority="61" w:semiHidden="0" w:name="Light List"/>
-    <w:lsdException w:unhideWhenUsed="0" w:uiPriority="62" w:semiHidden="0" w:name="Light Grid"/>
-    <w:lsdException w:unhideWhenUsed="0" w:uiPriority="63" w:semiHidden="0" w:name="Medium Shading 1"/>
-    <w:lsdException w:unhideWhenUsed="0" w:uiPriority="64" w:semiHidden="0" w:name="Medium Shading 2"/>
-    <w:lsdException w:unhideWhenUsed="0" w:uiPriority="65" w:semiHidden="0" w:name="Medium List 1"/>
-    <w:lsdException w:unhideWhenUsed="0" w:uiPriority="66" w:semiHidden="0" w:name="Medium List 2"/>
-    <w:lsdException w:unhideWhenUsed="0" w:uiPriority="67" w:semiHidden="0" w:name="Medium Grid 1"/>
-    <w:lsdException w:unhideWhenUsed="0" w:uiPriority="68" w:semiHidden="0" w:name="Medium Grid 2"/>
-    <w:lsdException w:unhideWhenUsed="0" w:uiPriority="69" w:semiHidden="0" w:name="Medium Grid 3"/>
-    <w:lsdException w:unhideWhenUsed="0" w:uiPriority="70" w:semiHidden="0" w:name="Dark List"/>
-    <w:lsdException w:unhideWhenUsed="0" w:uiPriority="71" w:semiHidden="0" w:name="Colorful Shading"/>
-    <w:lsdException w:unhideWhenUsed="0" w:uiPriority="72" w:semiHidden="0" w:name="Colorful List"/>
-    <w:lsdException w:unhideWhenUsed="0" w:uiPriority="73" w:semiHidden="0" w:name="Colorful Grid"/>
-    <w:lsdException w:unhideWhenUsed="0" w:uiPriority="60" w:semiHidden="0" w:name="Light Shading Accent 1"/>
-    <w:lsdException w:unhideWhenUsed="0" w:uiPriority="61" w:semiHidden="0" w:name="Light List Accent 1"/>
-    <w:lsdException w:unhideWhenUsed="0" w:uiPriority="62" w:semiHidden="0" w:name="Light Grid Accent 1"/>
-    <w:lsdException w:unhideWhenUsed="0" w:uiPriority="63" w:semiHidden="0" w:name="Medium Shading 1 Accent 1"/>
-    <w:lsdException w:unhideWhenUsed="0" w:uiPriority="64" w:semiHidden="0" w:name="Medium Shading 2 Accent 1"/>
-    <w:lsdException w:unhideWhenUsed="0" w:uiPriority="65" w:semiHidden="0" w:name="Medium List 1 Accent 1"/>
-    <w:lsdException w:qFormat="1" w:unhideWhenUsed="0" w:uiPriority="34" w:semiHidden="0" w:name="List Paragraph"/>
-    <w:lsdException w:unhideWhenUsed="0" w:uiPriority="66" w:semiHidden="0" w:name="Medium List 2 Accent 1"/>
-    <w:lsdException w:unhideWhenUsed="0" w:uiPriority="67" w:semiHidden="0" w:name="Medium Grid 1 Accent 1"/>
-    <w:lsdException w:unhideWhenUsed="0" w:uiPriority="68" w:semiHidden="0" w:name="Medium Grid 2 Accent 1"/>
-    <w:lsdException w:unhideWhenUsed="0" w:uiPriority="69" w:semiHidden="0" w:name="Medium Grid 3 Accent 1"/>
-    <w:lsdException w:unhideWhenUsed="0" w:uiPriority="70" w:semiHidden="0" w:name="Dark List Accent 1"/>
-    <w:lsdException w:unhideWhenUsed="0" w:uiPriority="71" w:semiHidden="0" w:name="Colorful Shading Accent 1"/>
-    <w:lsdException w:unhideWhenUsed="0" w:uiPriority="72" w:semiHidden="0" w:name="Colorful List Accent 1"/>
-    <w:lsdException w:unhideWhenUsed="0" w:uiPriority="73" w:semiHidden="0" w:name="Colorful Grid Accent 1"/>
-    <w:lsdException w:unhideWhenUsed="0" w:uiPriority="60" w:semiHidden="0" w:name="Light Shading Accent 2"/>
-    <w:lsdException w:unhideWhenUsed="0" w:uiPriority="61" w:semiHidden="0" w:name="Light List Accent 2"/>
-    <w:lsdException w:unhideWhenUsed="0" w:uiPriority="62" w:semiHidden="0" w:name="Light Grid Accent 2"/>
-    <w:lsdException w:unhideWhenUsed="0" w:uiPriority="63" w:semiHidden="0" w:name="Medium Shading 1 Accent 2"/>
-    <w:lsdException w:unhideWhenUsed="0" w:uiPriority="64" w:semiHidden="0" w:name="Medium Shading 2 Accent 2"/>
-    <w:lsdException w:unhideWhenUsed="0" w:uiPriority="65" w:semiHidden="0" w:name="Medium List 1 Accent 2"/>
-    <w:lsdException w:unhideWhenUsed="0" w:uiPriority="66" w:semiHidden="0" w:name="Medium List 2 Accent 2"/>
-    <w:lsdException w:unhideWhenUsed="0" w:uiPriority="67" w:semiHidden="0" w:name="Medium Grid 1 Accent 2"/>
-    <w:lsdException w:unhideWhenUsed="0" w:uiPriority="68" w:semiHidden="0" w:name="Medium Grid 2 Accent 2"/>
-    <w:lsdException w:unhideWhenUsed="0" w:uiPriority="69" w:semiHidden="0" w:name="Medium Grid 3 Accent 2"/>
-    <w:lsdException w:unhideWhenUsed="0" w:uiPriority="70" w:semiHidden="0" w:name="Dark List Accent 2"/>
-    <w:lsdException w:unhideWhenUsed="0" w:uiPriority="71" w:semiHidden="0" w:name="Colorful Shading Accent 2"/>
-    <w:lsdException w:unhideWhenUsed="0" w:uiPriority="72" w:semiHidden="0" w:name="Colorful List Accent 2"/>
-    <w:lsdException w:unhideWhenUsed="0" w:uiPriority="73" w:semiHidden="0" w:name="Colorful Grid Accent 2"/>
-    <w:lsdException w:unhideWhenUsed="0" w:uiPriority="60" w:semiHidden="0" w:name="Light Shading Accent 3"/>
-    <w:lsdException w:unhideWhenUsed="0" w:uiPriority="61" w:semiHidden="0" w:name="Light List Accent 3"/>
-    <w:lsdException w:unhideWhenUsed="0" w:uiPriority="62" w:semiHidden="0" w:name="Light Grid Accent 3"/>
-    <w:lsdException w:unhideWhenUsed="0" w:uiPriority="63" w:semiHidden="0" w:name="Medium Shading 1 Accent 3"/>
-    <w:lsdException w:unhideWhenUsed="0" w:uiPriority="64" w:semiHidden="0" w:name="Medium Shading 2 Accent 3"/>
-    <w:lsdException w:unhideWhenUsed="0" w:uiPriority="65" w:semiHidden="0" w:name="Medium List 1 Accent 3"/>
-    <w:lsdException w:unhideWhenUsed="0" w:uiPriority="66" w:semiHidden="0" w:name="Medium List 2 Accent 3"/>
-    <w:lsdException w:unhideWhenUsed="0" w:uiPriority="67" w:semiHidden="0" w:name="Medium Grid 1 Accent 3"/>
-    <w:lsdException w:unhideWhenUsed="0" w:uiPriority="68" w:semiHidden="0" w:name="Medium Grid 2 Accent 3"/>
-    <w:lsdException w:unhideWhenUsed="0" w:uiPriority="69" w:semiHidden="0" w:name="Medium Grid 3 Accent 3"/>
-    <w:lsdException w:unhideWhenUsed="0" w:uiPriority="70" w:semiHidden="0" w:name="Dark List Accent 3"/>
-    <w:lsdException w:unhideWhenUsed="0" w:uiPriority="71" w:semiHidden="0" w:name="Colorful Shading Accent 3"/>
-    <w:lsdException w:unhideWhenUsed="0" w:uiPriority="72" w:semiHidden="0" w:name="Colorful List Accent 3"/>
-    <w:lsdException w:unhideWhenUsed="0" w:uiPriority="73" w:semiHidden="0" w:name="Colorful Grid Accent 3"/>
-    <w:lsdException w:unhideWhenUsed="0" w:uiPriority="60" w:semiHidden="0" w:name="Light Shading Accent 4"/>
-    <w:lsdException w:unhideWhenUsed="0" w:uiPriority="61" w:semiHidden="0" w:name="Light List Accent 4"/>
-    <w:lsdException w:unhideWhenUsed="0" w:uiPriority="62" w:semiHidden="0" w:name="Light Grid Accent 4"/>
-    <w:lsdException w:unhideWhenUsed="0" w:uiPriority="63" w:semiHidden="0" w:name="Medium Shading 1 Accent 4"/>
-    <w:lsdException w:unhideWhenUsed="0" w:uiPriority="64" w:semiHidden="0" w:name="Medium Shading 2 Accent 4"/>
-    <w:lsdException w:unhideWhenUsed="0" w:uiPriority="65" w:semiHidden="0" w:name="Medium List 1 Accent 4"/>
-    <w:lsdException w:unhideWhenUsed="0" w:uiPriority="66" w:semiHidden="0" w:name="Medium List 2 Accent 4"/>
-    <w:lsdException w:unhideWhenUsed="0" w:uiPriority="67" w:semiHidden="0" w:name="Medium Grid 1 Accent 4"/>
-    <w:lsdException w:unhideWhenUsed="0" w:uiPriority="68" w:semiHidden="0" w:name="Medium Grid 2 Accent 4"/>
-    <w:lsdException w:unhideWhenUsed="0" w:uiPriority="69" w:semiHidden="0" w:name="Medium Grid 3 Accent 4"/>
-    <w:lsdException w:unhideWhenUsed="0" w:uiPriority="70" w:semiHidden="0" w:name="Dark List Accent 4"/>
-    <w:lsdException w:unhideWhenUsed="0" w:uiPriority="71" w:semiHidden="0" w:name="Colorful Shading Accent 4"/>
-    <w:lsdException w:unhideWhenUsed="0" w:uiPriority="72" w:semiHidden="0" w:name="Colorful List Accent 4"/>
-    <w:lsdException w:unhideWhenUsed="0" w:uiPriority="73" w:semiHidden="0" w:name="Colorful Grid Accent 4"/>
-    <w:lsdException w:unhideWhenUsed="0" w:uiPriority="60" w:semiHidden="0" w:name="Light Shading Accent 5"/>
-    <w:lsdException w:unhideWhenUsed="0" w:uiPriority="61" w:semiHidden="0" w:name="Light List Accent 5"/>
-    <w:lsdException w:unhideWhenUsed="0" w:uiPriority="62" w:semiHidden="0" w:name="Light Grid Accent 5"/>
-    <w:lsdException w:unhideWhenUsed="0" w:uiPriority="63" w:semiHidden="0" w:name="Medium Shading 1 Accent 5"/>
-    <w:lsdException w:unhideWhenUsed="0" w:uiPriority="64" w:semiHidden="0" w:name="Medium Shading 2 Accent 5"/>
-    <w:lsdException w:unhideWhenUsed="0" w:uiPriority="65" w:semiHidden="0" w:name="Medium List 1 Accent 5"/>
-    <w:lsdException w:unhideWhenUsed="0" w:uiPriority="66" w:semiHidden="0" w:name="Medium List 2 Accent 5"/>
-    <w:lsdException w:unhideWhenUsed="0" w:uiPriority="67" w:semiHidden="0" w:name="Medium Grid 1 Accent 5"/>
-    <w:lsdException w:unhideWhenUsed="0" w:uiPriority="68" w:semiHidden="0" w:name="Medium Grid 2 Accent 5"/>
-    <w:lsdException w:unhideWhenUsed="0" w:uiPriority="69" w:semiHidden="0" w:name="Medium Grid 3 Accent 5"/>
-    <w:lsdException w:unhideWhenUsed="0" w:uiPriority="70" w:semiHidden="0" w:name="Dark List Accent 5"/>
-    <w:lsdException w:unhideWhenUsed="0" w:uiPriority="71" w:semiHidden="0" w:name="Colorful Shading Accent 5"/>
-    <w:lsdException w:unhideWhenUsed="0" w:uiPriority="72" w:semiHidden="0" w:name="Colorful List Accent 5"/>
-    <w:lsdException w:unhideWhenUsed="0" w:uiPriority="73" w:semiHidden="0" w:name="Colorful Grid Accent 5"/>
-    <w:lsdException w:unhideWhenUsed="0" w:uiPriority="60" w:semiHidden="0" w:name="Light Shading Accent 6"/>
-    <w:lsdException w:unhideWhenUsed="0" w:uiPriority="61" w:semiHidden="0" w:name="Light List Accent 6"/>
-    <w:lsdException w:unhideWhenUsed="0" w:uiPriority="62" w:semiHidden="0" w:name="Light Grid Accent 6"/>
-    <w:lsdException w:unhideWhenUsed="0" w:uiPriority="63" w:semiHidden="0" w:name="Medium Shading 1 Accent 6"/>
-    <w:lsdException w:unhideWhenUsed="0" w:uiPriority="64" w:semiHidden="0" w:name="Medium Shading 2 Accent 6"/>
-    <w:lsdException w:unhideWhenUsed="0" w:uiPriority="65" w:semiHidden="0" w:name="Medium List 1 Accent 6"/>
-    <w:lsdException w:unhideWhenUsed="0" w:uiPriority="66" w:semiHidden="0" w:name="Medium List 2 Accent 6"/>
-    <w:lsdException w:unhideWhenUsed="0" w:uiPriority="67" w:semiHidden="0" w:name="Medium Grid 1 Accent 6"/>
-    <w:lsdException w:unhideWhenUsed="0" w:uiPriority="68" w:semiHidden="0" w:name="Medium Grid 2 Accent 6"/>
-    <w:lsdException w:unhideWhenUsed="0" w:uiPriority="69" w:semiHidden="0" w:name="Medium Grid 3 Accent 6"/>
-    <w:lsdException w:unhideWhenUsed="0" w:uiPriority="70" w:semiHidden="0" w:name="Dark List Accent 6"/>
-    <w:lsdException w:unhideWhenUsed="0" w:uiPriority="71" w:semiHidden="0" w:name="Colorful Shading Accent 6"/>
-    <w:lsdException w:unhideWhenUsed="0" w:uiPriority="72" w:semiHidden="0" w:name="Colorful List Accent 6"/>
-    <w:lsdException w:unhideWhenUsed="0" w:uiPriority="73" w:semiHidden="0" w:name="Colorful Grid Accent 6"/>
+  <w:latentStyles w:defLockedState="0" w:defUIPriority="99" w:defSemiHidden="0" w:defUnhideWhenUsed="0" w:defQFormat="0" w:count="376">
+    <w:lsdException w:name="Normal" w:uiPriority="0" w:qFormat="1"/>
+    <w:lsdException w:name="heading 1" w:uiPriority="9" w:qFormat="1"/>
+    <w:lsdException w:name="heading 2" w:semiHidden="1" w:uiPriority="9" w:unhideWhenUsed="1" w:qFormat="1"/>
+    <w:lsdException w:name="heading 3" w:semiHidden="1" w:uiPriority="9" w:unhideWhenUsed="1" w:qFormat="1"/>
+    <w:lsdException w:name="heading 4" w:semiHidden="1" w:uiPriority="9" w:unhideWhenUsed="1" w:qFormat="1"/>
+    <w:lsdException w:name="heading 5" w:semiHidden="1" w:uiPriority="9" w:unhideWhenUsed="1" w:qFormat="1"/>
+    <w:lsdException w:name="heading 6" w:semiHidden="1" w:uiPriority="9" w:unhideWhenUsed="1" w:qFormat="1"/>
+    <w:lsdException w:name="heading 7" w:semiHidden="1" w:uiPriority="9" w:unhideWhenUsed="1" w:qFormat="1"/>
+    <w:lsdException w:name="heading 8" w:semiHidden="1" w:uiPriority="9" w:unhideWhenUsed="1" w:qFormat="1"/>
+    <w:lsdException w:name="heading 9" w:semiHidden="1" w:uiPriority="9" w:unhideWhenUsed="1" w:qFormat="1"/>
+    <w:lsdException w:name="index 1" w:semiHidden="1" w:unhideWhenUsed="1"/>
+    <w:lsdException w:name="index 2" w:semiHidden="1" w:unhideWhenUsed="1"/>
+    <w:lsdException w:name="index 3" w:semiHidden="1" w:unhideWhenUsed="1"/>
+    <w:lsdException w:name="index 4" w:semiHidden="1" w:unhideWhenUsed="1"/>
+    <w:lsdException w:name="index 5" w:semiHidden="1" w:unhideWhenUsed="1"/>
+    <w:lsdException w:name="index 6" w:semiHidden="1" w:unhideWhenUsed="1"/>
+    <w:lsdException w:name="index 7" w:semiHidden="1" w:unhideWhenUsed="1"/>
+    <w:lsdException w:name="index 8" w:semiHidden="1" w:unhideWhenUsed="1"/>
+    <w:lsdException w:name="index 9" w:semiHidden="1" w:unhideWhenUsed="1"/>
+    <w:lsdException w:name="toc 1" w:semiHidden="1" w:uiPriority="39" w:unhideWhenUsed="1"/>
+    <w:lsdException w:name="toc 2" w:semiHidden="1" w:uiPriority="39" w:unhideWhenUsed="1"/>
+    <w:lsdException w:name="toc 3" w:semiHidden="1" w:uiPriority="39" w:unhideWhenUsed="1"/>
+    <w:lsdException w:name="toc 4" w:semiHidden="1" w:uiPriority="39" w:unhideWhenUsed="1"/>
+    <w:lsdException w:name="toc 5" w:semiHidden="1" w:uiPriority="39" w:unhideWhenUsed="1"/>
+    <w:lsdException w:name="toc 6" w:semiHidden="1" w:uiPriority="39" w:unhideWhenUsed="1"/>
+    <w:lsdException w:name="toc 7" w:semiHidden="1" w:uiPriority="39" w:unhideWhenUsed="1"/>
+    <w:lsdException w:name="toc 8" w:semiHidden="1" w:uiPriority="39" w:unhideWhenUsed="1"/>
+    <w:lsdException w:name="toc 9" w:semiHidden="1" w:uiPriority="39" w:unhideWhenUsed="1"/>
+    <w:lsdException w:name="Normal Indent" w:semiHidden="1" w:unhideWhenUsed="1"/>
+    <w:lsdException w:name="footnote text" w:semiHidden="1" w:unhideWhenUsed="1"/>
+    <w:lsdException w:name="annotation text" w:semiHidden="1" w:unhideWhenUsed="1" w:qFormat="1"/>
+    <w:lsdException w:name="header" w:unhideWhenUsed="1" w:qFormat="1"/>
+    <w:lsdException w:name="footer" w:unhideWhenUsed="1" w:qFormat="1"/>
+    <w:lsdException w:name="index heading" w:semiHidden="1" w:unhideWhenUsed="1"/>
+    <w:lsdException w:name="caption" w:semiHidden="1" w:uiPriority="35" w:unhideWhenUsed="1" w:qFormat="1"/>
+    <w:lsdException w:name="table of figures" w:semiHidden="1" w:unhideWhenUsed="1"/>
+    <w:lsdException w:name="envelope address" w:semiHidden="1" w:unhideWhenUsed="1"/>
+    <w:lsdException w:name="envelope return" w:semiHidden="1" w:unhideWhenUsed="1"/>
+    <w:lsdException w:name="footnote reference" w:semiHidden="1" w:unhideWhenUsed="1"/>
+    <w:lsdException w:name="annotation reference" w:semiHidden="1" w:unhideWhenUsed="1" w:qFormat="1"/>
+    <w:lsdException w:name="line number" w:semiHidden="1" w:unhideWhenUsed="1"/>
+    <w:lsdException w:name="page number" w:semiHidden="1" w:unhideWhenUsed="1"/>
+    <w:lsdException w:name="endnote reference" w:semiHidden="1" w:unhideWhenUsed="1"/>
+    <w:lsdException w:name="endnote text" w:semiHidden="1" w:unhideWhenUsed="1"/>
+    <w:lsdException w:name="table of authorities" w:semiHidden="1" w:unhideWhenUsed="1"/>
+    <w:lsdException w:name="macro" w:semiHidden="1" w:unhideWhenUsed="1"/>
+    <w:lsdException w:name="toa heading" w:semiHidden="1" w:unhideWhenUsed="1"/>
+    <w:lsdException w:name="List" w:semiHidden="1" w:unhideWhenUsed="1"/>
+    <w:lsdException w:name="List Bullet" w:semiHidden="1" w:unhideWhenUsed="1"/>
+    <w:lsdException w:name="List Number" w:semiHidden="1" w:unhideWhenUsed="1"/>
+    <w:lsdException w:name="List 2" w:semiHidden="1" w:unhideWhenUsed="1"/>
+    <w:lsdException w:name="List 3" w:semiHidden="1" w:unhideWhenUsed="1"/>
+    <w:lsdException w:name="List 4" w:semiHidden="1" w:unhideWhenUsed="1"/>
+    <w:lsdException w:name="List 5" w:semiHidden="1" w:unhideWhenUsed="1"/>
+    <w:lsdException w:name="List Bullet 2" w:semiHidden="1" w:unhideWhenUsed="1"/>
+    <w:lsdException w:name="List Bullet 3" w:semiHidden="1" w:unhideWhenUsed="1"/>
+    <w:lsdException w:name="List Bullet 4" w:semiHidden="1" w:unhideWhenUsed="1"/>
+    <w:lsdException w:name="List Bullet 5" w:semiHidden="1" w:unhideWhenUsed="1"/>
+    <w:lsdException w:name="List Number 2" w:semiHidden="1" w:unhideWhenUsed="1"/>
+    <w:lsdException w:name="List Number 3" w:semiHidden="1" w:unhideWhenUsed="1"/>
+    <w:lsdException w:name="List Number 4" w:semiHidden="1" w:unhideWhenUsed="1"/>
+    <w:lsdException w:name="List Number 5" w:semiHidden="1" w:unhideWhenUsed="1"/>
+    <w:lsdException w:name="Title" w:uiPriority="10" w:qFormat="1"/>
+    <w:lsdException w:name="Closing" w:semiHidden="1" w:unhideWhenUsed="1"/>
+    <w:lsdException w:name="Signature" w:semiHidden="1" w:unhideWhenUsed="1"/>
+    <w:lsdException w:name="Default Paragraph Font" w:uiPriority="1" w:unhideWhenUsed="1"/>
+    <w:lsdException w:name="Body Text" w:semiHidden="1" w:unhideWhenUsed="1"/>
+    <w:lsdException w:name="Body Text Indent" w:semiHidden="1" w:unhideWhenUsed="1"/>
+    <w:lsdException w:name="List Continue" w:semiHidden="1" w:unhideWhenUsed="1"/>
+    <w:lsdException w:name="List Continue 2" w:semiHidden="1" w:unhideWhenUsed="1"/>
+    <w:lsdException w:name="List Continue 3" w:semiHidden="1" w:unhideWhenUsed="1"/>
+    <w:lsdException w:name="List Continue 4" w:semiHidden="1" w:unhideWhenUsed="1"/>
+    <w:lsdException w:name="List Continue 5" w:semiHidden="1" w:unhideWhenUsed="1"/>
+    <w:lsdException w:name="Message Header" w:semiHidden="1" w:unhideWhenUsed="1"/>
+    <w:lsdException w:name="Subtitle" w:uiPriority="11" w:qFormat="1"/>
+    <w:lsdException w:name="Salutation" w:semiHidden="1" w:unhideWhenUsed="1"/>
+    <w:lsdException w:name="Date" w:semiHidden="1" w:unhideWhenUsed="1"/>
+    <w:lsdException w:name="Body Text First Indent" w:semiHidden="1" w:unhideWhenUsed="1"/>
+    <w:lsdException w:name="Body Text First Indent 2" w:semiHidden="1" w:unhideWhenUsed="1"/>
+    <w:lsdException w:name="Note Heading" w:semiHidden="1" w:unhideWhenUsed="1"/>
+    <w:lsdException w:name="Body Text 2" w:semiHidden="1" w:unhideWhenUsed="1"/>
+    <w:lsdException w:name="Body Text 3" w:semiHidden="1" w:unhideWhenUsed="1"/>
+    <w:lsdException w:name="Body Text Indent 2" w:semiHidden="1" w:unhideWhenUsed="1"/>
+    <w:lsdException w:name="Body Text Indent 3" w:semiHidden="1" w:unhideWhenUsed="1"/>
+    <w:lsdException w:name="Block Text" w:semiHidden="1" w:unhideWhenUsed="1"/>
+    <w:lsdException w:name="Hyperlink" w:semiHidden="1" w:unhideWhenUsed="1"/>
+    <w:lsdException w:name="FollowedHyperlink" w:semiHidden="1" w:unhideWhenUsed="1"/>
+    <w:lsdException w:name="Strong" w:uiPriority="22" w:qFormat="1"/>
+    <w:lsdException w:name="Emphasis" w:uiPriority="20" w:qFormat="1"/>
+    <w:lsdException w:name="Document Map" w:semiHidden="1" w:unhideWhenUsed="1"/>
+    <w:lsdException w:name="Plain Text" w:semiHidden="1" w:unhideWhenUsed="1"/>
+    <w:lsdException w:name="E-mail Signature" w:semiHidden="1" w:unhideWhenUsed="1"/>
+    <w:lsdException w:name="HTML Top of Form" w:semiHidden="1" w:unhideWhenUsed="1"/>
+    <w:lsdException w:name="HTML Bottom of Form" w:semiHidden="1" w:unhideWhenUsed="1"/>
+    <w:lsdException w:name="Normal (Web)" w:semiHidden="1" w:unhideWhenUsed="1"/>
+    <w:lsdException w:name="HTML Acronym" w:semiHidden="1" w:unhideWhenUsed="1"/>
+    <w:lsdException w:name="HTML Address" w:semiHidden="1" w:unhideWhenUsed="1"/>
+    <w:lsdException w:name="HTML Cite" w:semiHidden="1" w:unhideWhenUsed="1"/>
+    <w:lsdException w:name="HTML Code" w:semiHidden="1" w:unhideWhenUsed="1"/>
+    <w:lsdException w:name="HTML Definition" w:semiHidden="1" w:unhideWhenUsed="1"/>
+    <w:lsdException w:name="HTML Keyboard" w:semiHidden="1" w:unhideWhenUsed="1"/>
+    <w:lsdException w:name="HTML Preformatted" w:semiHidden="1" w:unhideWhenUsed="1"/>
+    <w:lsdException w:name="HTML Sample" w:semiHidden="1" w:unhideWhenUsed="1"/>
+    <w:lsdException w:name="HTML Typewriter" w:semiHidden="1" w:unhideWhenUsed="1"/>
+    <w:lsdException w:name="HTML Variable" w:semiHidden="1" w:unhideWhenUsed="1"/>
+    <w:lsdException w:name="Normal Table" w:semiHidden="1" w:unhideWhenUsed="1"/>
+    <w:lsdException w:name="annotation subject" w:semiHidden="1" w:unhideWhenUsed="1" w:qFormat="1"/>
+    <w:lsdException w:name="No List" w:semiHidden="1" w:unhideWhenUsed="1"/>
+    <w:lsdException w:name="Outline List 1" w:semiHidden="1" w:unhideWhenUsed="1"/>
+    <w:lsdException w:name="Outline List 2" w:semiHidden="1" w:unhideWhenUsed="1"/>
+    <w:lsdException w:name="Outline List 3" w:semiHidden="1" w:unhideWhenUsed="1"/>
+    <w:lsdException w:name="Table Simple 1" w:semiHidden="1" w:unhideWhenUsed="1"/>
+    <w:lsdException w:name="Table Simple 2" w:semiHidden="1" w:unhideWhenUsed="1"/>
+    <w:lsdException w:name="Table Simple 3" w:semiHidden="1" w:unhideWhenUsed="1"/>
+    <w:lsdException w:name="Table Classic 1" w:semiHidden="1" w:unhideWhenUsed="1"/>
+    <w:lsdException w:name="Table Classic 2" w:semiHidden="1" w:unhideWhenUsed="1"/>
+    <w:lsdException w:name="Table Classic 3" w:semiHidden="1" w:unhideWhenUsed="1"/>
+    <w:lsdException w:name="Table Classic 4" w:semiHidden="1" w:unhideWhenUsed="1"/>
+    <w:lsdException w:name="Table Colorful 1" w:semiHidden="1" w:unhideWhenUsed="1"/>
+    <w:lsdException w:name="Table Colorful 2" w:semiHidden="1" w:unhideWhenUsed="1"/>
+    <w:lsdException w:name="Table Colorful 3" w:semiHidden="1" w:unhideWhenUsed="1"/>
+    <w:lsdException w:name="Table Columns 1" w:semiHidden="1" w:unhideWhenUsed="1"/>
+    <w:lsdException w:name="Table Columns 2" w:semiHidden="1" w:unhideWhenUsed="1"/>
+    <w:lsdException w:name="Table Columns 3" w:semiHidden="1" w:unhideWhenUsed="1"/>
+    <w:lsdException w:name="Table Columns 4" w:semiHidden="1" w:unhideWhenUsed="1"/>
+    <w:lsdException w:name="Table Columns 5" w:semiHidden="1" w:unhideWhenUsed="1"/>
+    <w:lsdException w:name="Table Grid 1" w:semiHidden="1" w:unhideWhenUsed="1"/>
+    <w:lsdException w:name="Table Grid 2" w:semiHidden="1" w:unhideWhenUsed="1"/>
+    <w:lsdException w:name="Table Grid 3" w:semiHidden="1" w:unhideWhenUsed="1"/>
+    <w:lsdException w:name="Table Grid 4" w:semiHidden="1" w:unhideWhenUsed="1"/>
+    <w:lsdException w:name="Table Grid 5" w:semiHidden="1" w:unhideWhenUsed="1"/>
+    <w:lsdException w:name="Table Grid 6" w:semiHidden="1" w:unhideWhenUsed="1"/>
+    <w:lsdException w:name="Table Grid 7" w:semiHidden="1" w:unhideWhenUsed="1"/>
+    <w:lsdException w:name="Table Grid 8" w:semiHidden="1" w:unhideWhenUsed="1"/>
+    <w:lsdException w:name="Table List 1" w:semiHidden="1" w:unhideWhenUsed="1"/>
+    <w:lsdException w:name="Table List 2" w:semiHidden="1" w:unhideWhenUsed="1"/>
+    <w:lsdException w:name="Table List 3" w:semiHidden="1" w:unhideWhenUsed="1"/>
+    <w:lsdException w:name="Table List 4" w:semiHidden="1" w:unhideWhenUsed="1"/>
+    <w:lsdException w:name="Table List 5" w:semiHidden="1" w:unhideWhenUsed="1"/>
+    <w:lsdException w:name="Table List 6" w:semiHidden="1" w:unhideWhenUsed="1"/>
+    <w:lsdException w:name="Table List 7" w:semiHidden="1" w:unhideWhenUsed="1"/>
+    <w:lsdException w:name="Table List 8" w:semiHidden="1" w:unhideWhenUsed="1"/>
+    <w:lsdException w:name="Table 3D effects 1" w:semiHidden="1" w:unhideWhenUsed="1"/>
+    <w:lsdException w:name="Table 3D effects 2" w:semiHidden="1" w:unhideWhenUsed="1"/>
+    <w:lsdException w:name="Table 3D effects 3" w:semiHidden="1" w:unhideWhenUsed="1"/>
+    <w:lsdException w:name="Table Contemporary" w:semiHidden="1" w:unhideWhenUsed="1"/>
+    <w:lsdException w:name="Table Elegant" w:semiHidden="1" w:unhideWhenUsed="1"/>
+    <w:lsdException w:name="Table Professional" w:semiHidden="1" w:unhideWhenUsed="1"/>
+    <w:lsdException w:name="Table Subtle 1" w:semiHidden="1" w:unhideWhenUsed="1"/>
+    <w:lsdException w:name="Table Subtle 2" w:semiHidden="1" w:unhideWhenUsed="1"/>
+    <w:lsdException w:name="Table Web 1" w:semiHidden="1" w:unhideWhenUsed="1"/>
+    <w:lsdException w:name="Table Web 2" w:semiHidden="1" w:unhideWhenUsed="1"/>
+    <w:lsdException w:name="Table Web 3" w:semiHidden="1" w:unhideWhenUsed="1"/>
+    <w:lsdException w:name="Balloon Text" w:semiHidden="1" w:unhideWhenUsed="1" w:qFormat="1"/>
+    <w:lsdException w:name="Table Grid" w:uiPriority="39"/>
+    <w:lsdException w:name="Table Theme" w:semiHidden="1" w:unhideWhenUsed="1"/>
+    <w:lsdException w:name="Placeholder Text" w:semiHidden="1" w:unhideWhenUsed="1"/>
+    <w:lsdException w:name="No Spacing" w:semiHidden="1" w:unhideWhenUsed="1"/>
+    <w:lsdException w:name="Light Shading" w:uiPriority="60"/>
+    <w:lsdException w:name="Light List" w:uiPriority="61"/>
+    <w:lsdException w:name="Light Grid" w:uiPriority="62"/>
+    <w:lsdException w:name="Medium Shading 1" w:uiPriority="63"/>
+    <w:lsdException w:name="Medium Shading 2" w:uiPriority="64"/>
+    <w:lsdException w:name="Medium List 1" w:uiPriority="65"/>
+    <w:lsdException w:name="Medium List 2" w:uiPriority="66"/>
+    <w:lsdException w:name="Medium Grid 1" w:uiPriority="67"/>
+    <w:lsdException w:name="Medium Grid 2" w:uiPriority="68"/>
+    <w:lsdException w:name="Medium Grid 3" w:uiPriority="69"/>
+    <w:lsdException w:name="Dark List" w:uiPriority="70"/>
+    <w:lsdException w:name="Colorful Shading" w:uiPriority="71"/>
+    <w:lsdException w:name="Colorful List" w:uiPriority="72"/>
+    <w:lsdException w:name="Colorful Grid" w:uiPriority="73"/>
+    <w:lsdException w:name="Light Shading Accent 1" w:uiPriority="60"/>
+    <w:lsdException w:name="Light List Accent 1" w:uiPriority="61"/>
+    <w:lsdException w:name="Light Grid Accent 1" w:uiPriority="62"/>
+    <w:lsdException w:name="Medium Shading 1 Accent 1" w:uiPriority="63"/>
+    <w:lsdException w:name="Medium Shading 2 Accent 1" w:uiPriority="64"/>
+    <w:lsdException w:name="Medium List 1 Accent 1" w:uiPriority="65"/>
+    <w:lsdException w:name="Revision" w:semiHidden="1" w:unhideWhenUsed="1"/>
+    <w:lsdException w:name="List Paragraph" w:uiPriority="34" w:qFormat="1"/>
+    <w:lsdException w:name="Quote" w:semiHidden="1" w:unhideWhenUsed="1"/>
+    <w:lsdException w:name="Intense Quote" w:semiHidden="1" w:unhideWhenUsed="1"/>
+    <w:lsdException w:name="Medium List 2 Accent 1" w:uiPriority="66"/>
+    <w:lsdException w:name="Medium Grid 1 Accent 1" w:uiPriority="67"/>
+    <w:lsdException w:name="Medium Grid 2 Accent 1" w:uiPriority="68"/>
+    <w:lsdException w:name="Medium Grid 3 Accent 1" w:uiPriority="69"/>
+    <w:lsdException w:name="Dark List Accent 1" w:uiPriority="70"/>
+    <w:lsdException w:name="Colorful Shading Accent 1" w:uiPriority="71"/>
+    <w:lsdException w:name="Colorful List Accent 1" w:uiPriority="72"/>
+    <w:lsdException w:name="Colorful Grid Accent 1" w:uiPriority="73"/>
+    <w:lsdException w:name="Light Shading Accent 2" w:uiPriority="60"/>
+    <w:lsdException w:name="Light List Accent 2" w:uiPriority="61"/>
+    <w:lsdException w:name="Light Grid Accent 2" w:uiPriority="62"/>
+    <w:lsdException w:name="Medium Shading 1 Accent 2" w:uiPriority="63"/>
+    <w:lsdException w:name="Medium Shading 2 Accent 2" w:uiPriority="64"/>
+    <w:lsdException w:name="Medium List 1 Accent 2" w:uiPriority="65"/>
+    <w:lsdException w:name="Medium List 2 Accent 2" w:uiPriority="66"/>
+    <w:lsdException w:name="Medium Grid 1 Accent 2" w:uiPriority="67"/>
+    <w:lsdException w:name="Medium Grid 2 Accent 2" w:uiPriority="68"/>
+    <w:lsdException w:name="Medium Grid 3 Accent 2" w:uiPriority="69"/>
+    <w:lsdException w:name="Dark List Accent 2" w:uiPriority="70"/>
+    <w:lsdException w:name="Colorful Shading Accent 2" w:uiPriority="71"/>
+    <w:lsdException w:name="Colorful List Accent 2" w:uiPriority="72"/>
+    <w:lsdException w:name="Colorful Grid Accent 2" w:uiPriority="73"/>
+    <w:lsdException w:name="Light Shading Accent 3" w:uiPriority="60"/>
+    <w:lsdException w:name="Light List Accent 3" w:uiPriority="61"/>
+    <w:lsdException w:name="Light Grid Accent 3" w:uiPriority="62"/>
+    <w:lsdException w:name="Medium Shading 1 Accent 3" w:uiPriority="63"/>
+    <w:lsdException w:name="Medium Shading 2 Accent 3" w:uiPriority="64"/>
+    <w:lsdException w:name="Medium List 1 Accent 3" w:uiPriority="65"/>
+    <w:lsdException w:name="Medium List 2 Accent 3" w:uiPriority="66"/>
+    <w:lsdException w:name="Medium Grid 1 Accent 3" w:uiPriority="67"/>
+    <w:lsdException w:name="Medium Grid 2 Accent 3" w:uiPriority="68"/>
+    <w:lsdException w:name="Medium Grid 3 Accent 3" w:uiPriority="69"/>
+    <w:lsdException w:name="Dark List Accent 3" w:uiPriority="70"/>
+    <w:lsdException w:name="Colorful Shading Accent 3" w:uiPriority="71"/>
+    <w:lsdException w:name="Colorful List Accent 3" w:uiPriority="72"/>
+    <w:lsdException w:name="Colorful Grid Accent 3" w:uiPriority="73"/>
+    <w:lsdException w:name="Light Shading Accent 4" w:uiPriority="60"/>
+    <w:lsdException w:name="Light List Accent 4" w:uiPriority="61"/>
+    <w:lsdException w:name="Light Grid Accent 4" w:uiPriority="62"/>
+    <w:lsdException w:name="Medium Shading 1 Accent 4" w:uiPriority="63"/>
+    <w:lsdException w:name="Medium Shading 2 Accent 4" w:uiPriority="64"/>
+    <w:lsdException w:name="Medium List 1 Accent 4" w:uiPriority="65"/>
+    <w:lsdException w:name="Medium List 2 Accent 4" w:uiPriority="66"/>
+    <w:lsdException w:name="Medium Grid 1 Accent 4" w:uiPriority="67"/>
+    <w:lsdException w:name="Medium Grid 2 Accent 4" w:uiPriority="68"/>
+    <w:lsdException w:name="Medium Grid 3 Accent 4" w:uiPriority="69"/>
+    <w:lsdException w:name="Dark List Accent 4" w:uiPriority="70"/>
+    <w:lsdException w:name="Colorful Shading Accent 4" w:uiPriority="71"/>
+    <w:lsdException w:name="Colorful List Accent 4" w:uiPriority="72"/>
+    <w:lsdException w:name="Colorful Grid Accent 4" w:uiPriority="73"/>
+    <w:lsdException w:name="Light Shading Accent 5" w:uiPriority="60"/>
+    <w:lsdException w:name="Light List Accent 5" w:uiPriority="61"/>
+    <w:lsdException w:name="Light Grid Accent 5" w:uiPriority="62"/>
+    <w:lsdException w:name="Medium Shading 1 Accent 5" w:uiPriority="63"/>
+    <w:lsdException w:name="Medium Shading 2 Accent 5" w:uiPriority="64"/>
+    <w:lsdException w:name="Medium List 1 Accent 5" w:uiPriority="65"/>
+    <w:lsdException w:name="Medium List 2 Accent 5" w:uiPriority="66"/>
+    <w:lsdException w:name="Medium Grid 1 Accent 5" w:uiPriority="67"/>
+    <w:lsdException w:name="Medium Grid 2 Accent 5" w:uiPriority="68"/>
+    <w:lsdException w:name="Medium Grid 3 Accent 5" w:uiPriority="69"/>
+    <w:lsdException w:name="Dark List Accent 5" w:uiPriority="70"/>
+    <w:lsdException w:name="Colorful Shading Accent 5" w:uiPriority="71"/>
+    <w:lsdException w:name="Colorful List Accent 5" w:uiPriority="72"/>
+    <w:lsdException w:name="Colorful Grid Accent 5" w:uiPriority="73"/>
+    <w:lsdException w:name="Light Shading Accent 6" w:uiPriority="60"/>
+    <w:lsdException w:name="Light List Accent 6" w:uiPriority="61"/>
+    <w:lsdException w:name="Light Grid Accent 6" w:uiPriority="62"/>
+    <w:lsdException w:name="Medium Shading 1 Accent 6" w:uiPriority="63"/>
+    <w:lsdException w:name="Medium Shading 2 Accent 6" w:uiPriority="64"/>
+    <w:lsdException w:name="Medium List 1 Accent 6" w:uiPriority="65"/>
+    <w:lsdException w:name="Medium List 2 Accent 6" w:uiPriority="66"/>
+    <w:lsdException w:name="Medium Grid 1 Accent 6" w:uiPriority="67"/>
+    <w:lsdException w:name="Medium Grid 2 Accent 6" w:uiPriority="68"/>
+    <w:lsdException w:name="Medium Grid 3 Accent 6" w:uiPriority="69"/>
+    <w:lsdException w:name="Dark List Accent 6" w:uiPriority="70"/>
+    <w:lsdException w:name="Colorful Shading Accent 6" w:uiPriority="71"/>
+    <w:lsdException w:name="Colorful List Accent 6" w:uiPriority="72"/>
+    <w:lsdException w:name="Colorful Grid Accent 6" w:uiPriority="73"/>
+    <w:lsdException w:name="Subtle Emphasis" w:uiPriority="19" w:qFormat="1"/>
+    <w:lsdException w:name="Intense Emphasis" w:uiPriority="21" w:qFormat="1"/>
+    <w:lsdException w:name="Subtle Reference" w:uiPriority="31" w:qFormat="1"/>
+    <w:lsdException w:name="Intense Reference" w:uiPriority="32" w:qFormat="1"/>
+    <w:lsdException w:name="Book Title" w:uiPriority="33" w:qFormat="1"/>
+    <w:lsdException w:name="Bibliography" w:semiHidden="1" w:uiPriority="37" w:unhideWhenUsed="1"/>
+    <w:lsdException w:name="TOC Heading" w:semiHidden="1" w:uiPriority="39" w:unhideWhenUsed="1" w:qFormat="1"/>
+    <w:lsdException w:name="Plain Table 1" w:uiPriority="41"/>
+    <w:lsdException w:name="Plain Table 2" w:uiPriority="42"/>
+    <w:lsdException w:name="Plain Table 3" w:uiPriority="43"/>
+    <w:lsdException w:name="Plain Table 4" w:uiPriority="44"/>
+    <w:lsdException w:name="Plain Table 5" w:uiPriority="45"/>
+    <w:lsdException w:name="Grid Table Light" w:uiPriority="40"/>
+    <w:lsdException w:name="Grid Table 1 Light" w:uiPriority="46"/>
+    <w:lsdException w:name="Grid Table 2" w:uiPriority="47"/>
+    <w:lsdException w:name="Grid Table 3" w:uiPriority="48"/>
+    <w:lsdException w:name="Grid Table 4" w:uiPriority="49"/>
+    <w:lsdException w:name="Grid Table 5 Dark" w:uiPriority="50"/>
+    <w:lsdException w:name="Grid Table 6 Colorful" w:uiPriority="51"/>
+    <w:lsdException w:name="Grid Table 7 Colorful" w:uiPriority="52"/>
+    <w:lsdException w:name="Grid Table 1 Light Accent 1" w:uiPriority="46"/>
+    <w:lsdException w:name="Grid Table 2 Accent 1" w:uiPriority="47"/>
+    <w:lsdException w:name="Grid Table 3 Accent 1" w:uiPriority="48"/>
+    <w:lsdException w:name="Grid Table 4 Accent 1" w:uiPriority="49"/>
+    <w:lsdException w:name="Grid Table 5 Dark Accent 1" w:uiPriority="50"/>
+    <w:lsdException w:name="Grid Table 6 Colorful Accent 1" w:uiPriority="51"/>
+    <w:lsdException w:name="Grid Table 7 Colorful Accent 1" w:uiPriority="52"/>
+    <w:lsdException w:name="Grid Table 1 Light Accent 2" w:uiPriority="46"/>
+    <w:lsdException w:name="Grid Table 2 Accent 2" w:uiPriority="47"/>
+    <w:lsdException w:name="Grid Table 3 Accent 2" w:uiPriority="48"/>
+    <w:lsdException w:name="Grid Table 4 Accent 2" w:uiPriority="49"/>
+    <w:lsdException w:name="Grid Table 5 Dark Accent 2" w:uiPriority="50"/>
+    <w:lsdException w:name="Grid Table 6 Colorful Accent 2" w:uiPriority="51"/>
+    <w:lsdException w:name="Grid Table 7 Colorful Accent 2" w:uiPriority="52"/>
+    <w:lsdException w:name="Grid Table 1 Light Accent 3" w:uiPriority="46"/>
+    <w:lsdException w:name="Grid Table 2 Accent 3" w:uiPriority="47"/>
+    <w:lsdException w:name="Grid Table 3 Accent 3" w:uiPriority="48"/>
+    <w:lsdException w:name="Grid Table 4 Accent 3" w:uiPriority="49"/>
+    <w:lsdException w:name="Grid Table 5 Dark Accent 3" w:uiPriority="50"/>
+    <w:lsdException w:name="Grid Table 6 Colorful Accent 3" w:uiPriority="51"/>
+    <w:lsdException w:name="Grid Table 7 Colorful Accent 3" w:uiPriority="52"/>
+    <w:lsdException w:name="Grid Table 1 Light Accent 4" w:uiPriority="46"/>
+    <w:lsdException w:name="Grid Table 2 Accent 4" w:uiPriority="47"/>
+    <w:lsdException w:name="Grid Table 3 Accent 4" w:uiPriority="48"/>
+    <w:lsdException w:name="Grid Table 4 Accent 4" w:uiPriority="49"/>
+    <w:lsdException w:name="Grid Table 5 Dark Accent 4" w:uiPriority="50"/>
+    <w:lsdException w:name="Grid Table 6 Colorful Accent 4" w:uiPriority="51"/>
+    <w:lsdException w:name="Grid Table 7 Colorful Accent 4" w:uiPriority="52"/>
+    <w:lsdException w:name="Grid Table 1 Light Accent 5" w:uiPriority="46"/>
+    <w:lsdException w:name="Grid Table 2 Accent 5" w:uiPriority="47"/>
+    <w:lsdException w:name="Grid Table 3 Accent 5" w:uiPriority="48"/>
+    <w:lsdException w:name="Grid Table 4 Accent 5" w:uiPriority="49"/>
+    <w:lsdException w:name="Grid Table 5 Dark Accent 5" w:uiPriority="50"/>
+    <w:lsdException w:name="Grid Table 6 Colorful Accent 5" w:uiPriority="51"/>
+    <w:lsdException w:name="Grid Table 7 Colorful Accent 5" w:uiPriority="52"/>
+    <w:lsdException w:name="Grid Table 1 Light Accent 6" w:uiPriority="46"/>
+    <w:lsdException w:name="Grid Table 2 Accent 6" w:uiPriority="47"/>
+    <w:lsdException w:name="Grid Table 3 Accent 6" w:uiPriority="48"/>
+    <w:lsdException w:name="Grid Table 4 Accent 6" w:uiPriority="49"/>
+    <w:lsdException w:name="Grid Table 5 Dark Accent 6" w:uiPriority="50"/>
+    <w:lsdException w:name="Grid Table 6 Colorful Accent 6" w:uiPriority="51"/>
+    <w:lsdException w:name="Grid Table 7 Colorful Accent 6" w:uiPriority="52"/>
+    <w:lsdException w:name="List Table 1 Light" w:uiPriority="46"/>
+    <w:lsdException w:name="List Table 2" w:uiPriority="47"/>
+    <w:lsdException w:name="List Table 3" w:uiPriority="48"/>
+    <w:lsdException w:name="List Table 4" w:uiPriority="49"/>
+    <w:lsdException w:name="List Table 5 Dark" w:uiPriority="50"/>
+    <w:lsdException w:name="List Table 6 Colorful" w:uiPriority="51"/>
+    <w:lsdException w:name="List Table 7 Colorful" w:uiPriority="52"/>
+    <w:lsdException w:name="List Table 1 Light Accent 1" w:uiPriority="46"/>
+    <w:lsdException w:name="List Table 2 Accent 1" w:uiPriority="47"/>
+    <w:lsdException w:name="List Table 3 Accent 1" w:uiPriority="48"/>
+    <w:lsdException w:name="List Table 4 Accent 1" w:uiPriority="49"/>
+    <w:lsdException w:name="List Table 5 Dark Accent 1" w:uiPriority="50"/>
+    <w:lsdException w:name="List Table 6 Colorful Accent 1" w:uiPriority="51"/>
+    <w:lsdException w:name="List Table 7 Colorful Accent 1" w:uiPriority="52"/>
+    <w:lsdException w:name="List Table 1 Light Accent 2" w:uiPriority="46"/>
+    <w:lsdException w:name="List Table 2 Accent 2" w:uiPriority="47"/>
+    <w:lsdException w:name="List Table 3 Accent 2" w:uiPriority="48"/>
+    <w:lsdException w:name="List Table 4 Accent 2" w:uiPriority="49"/>
+    <w:lsdException w:name="List Table 5 Dark Accent 2" w:uiPriority="50"/>
+    <w:lsdException w:name="List Table 6 Colorful Accent 2" w:uiPriority="51"/>
+    <w:lsdException w:name="List Table 7 Colorful Accent 2" w:uiPriority="52"/>
+    <w:lsdException w:name="List Table 1 Light Accent 3" w:uiPriority="46"/>
+    <w:lsdException w:name="List Table 2 Accent 3" w:uiPriority="47"/>
+    <w:lsdException w:name="List Table 3 Accent 3" w:uiPriority="48"/>
+    <w:lsdException w:name="List Table 4 Accent 3" w:uiPriority="49"/>
+    <w:lsdException w:name="List Table 5 Dark Accent 3" w:uiPriority="50"/>
+    <w:lsdException w:name="List Table 6 Colorful Accent 3" w:uiPriority="51"/>
+    <w:lsdException w:name="List Table 7 Colorful Accent 3" w:uiPriority="52"/>
+    <w:lsdException w:name="List Table 1 Light Accent 4" w:uiPriority="46"/>
+    <w:lsdException w:name="List Table 2 Accent 4" w:uiPriority="47"/>
+    <w:lsdException w:name="List Table 3 Accent 4" w:uiPriority="48"/>
+    <w:lsdException w:name="List Table 4 Accent 4" w:uiPriority="49"/>
+    <w:lsdException w:name="List Table 5 Dark Accent 4" w:uiPriority="50"/>
+    <w:lsdException w:name="List Table 6 Colorful Accent 4" w:uiPriority="51"/>
+    <w:lsdException w:name="List Table 7 Colorful Accent 4" w:uiPriority="52"/>
+    <w:lsdException w:name="List Table 1 Light Accent 5" w:uiPriority="46"/>
+    <w:lsdException w:name="List Table 2 Accent 5" w:uiPriority="47"/>
+    <w:lsdException w:name="List Table 3 Accent 5" w:uiPriority="48"/>
+    <w:lsdException w:name="List Table 4 Accent 5" w:uiPriority="49"/>
+    <w:lsdException w:name="List Table 5 Dark Accent 5" w:uiPriority="50"/>
+    <w:lsdException w:name="List Table 6 Colorful Accent 5" w:uiPriority="51"/>
+    <w:lsdException w:name="List Table 7 Colorful Accent 5" w:uiPriority="52"/>
+    <w:lsdException w:name="List Table 1 Light Accent 6" w:uiPriority="46"/>
+    <w:lsdException w:name="List Table 2 Accent 6" w:uiPriority="47"/>
+    <w:lsdException w:name="List Table 3 Accent 6" w:uiPriority="48"/>
+    <w:lsdException w:name="List Table 4 Accent 6" w:uiPriority="49"/>
+    <w:lsdException w:name="List Table 5 Dark Accent 6" w:uiPriority="50"/>
+    <w:lsdException w:name="List Table 6 Colorful Accent 6" w:uiPriority="51"/>
+    <w:lsdException w:name="List Table 7 Colorful Accent 6" w:uiPriority="52"/>
+    <w:lsdException w:name="Mention" w:semiHidden="1" w:unhideWhenUsed="1"/>
+    <w:lsdException w:name="Smart Hyperlink" w:semiHidden="1" w:unhideWhenUsed="1"/>
+    <w:lsdException w:name="Hashtag" w:semiHidden="1" w:unhideWhenUsed="1"/>
+    <w:lsdException w:name="Unresolved Mention" w:semiHidden="1" w:unhideWhenUsed="1"/>
+    <w:lsdException w:name="Smart Link" w:semiHidden="1" w:unhideWhenUsed="1"/>
   </w:latentStyles>
-  <w:style w:type="paragraph" w:default="1" w:styleId="1">
+  <w:style w:type="paragraph" w:default="1" w:styleId="a">
     <w:name w:val="Normal"/>
-    <w:next w:val="2"/>
+    <w:next w:val="a0"/>
     <w:autoRedefine/>
     <w:qFormat/>
-    <w:uiPriority w:val="0"/>
     <w:pPr>
       <w:widowControl w:val="0"/>
       <w:spacing w:line="360" w:lineRule="auto"/>
     </w:pPr>
     <w:rPr>
-      <w:rFonts w:ascii="宋体" w:hAnsi="宋体" w:eastAsia="宋体" w:cs="Times New Roman"/>
+      <w:rFonts w:ascii="宋体" w:eastAsia="宋体" w:hAnsi="宋体" w:cs="Times New Roman"/>
       <w:kern w:val="2"/>
       <w:sz w:val="24"/>
       <w:szCs w:val="24"/>
-      <w:lang w:val="en-US" w:eastAsia="zh-CN" w:bidi="ar-SA"/>
     </w:rPr>
   </w:style>
-  <w:style w:type="character" w:default="1" w:styleId="10">
+  <w:style w:type="character" w:default="1" w:styleId="a1">
     <w:name w:val="Default Paragraph Font"/>
-    <w:unhideWhenUsed/>
     <w:uiPriority w:val="1"/>
-  </w:style>
-  <w:style w:type="table" w:default="1" w:styleId="8">
-    <w:name w:val="Normal Table"/>
     <w:semiHidden/>
     <w:unhideWhenUsed/>
+  </w:style>
+  <w:style w:type="table" w:default="1" w:styleId="a2">
+    <w:name w:val="Normal Table"/>
     <w:uiPriority w:val="99"/>
+    <w:semiHidden/>
+    <w:unhideWhenUsed/>
     <w:tblPr>
+      <w:tblInd w:w="0" w:type="dxa"/>
       <w:tblCellMar>
         <w:top w:w="0" w:type="dxa"/>
         <w:left w:w="108" w:type="dxa"/>
@@ -1334,46 +1433,52 @@
       </w:tblCellMar>
     </w:tblPr>
   </w:style>
-  <w:style w:type="paragraph" w:styleId="2">
+  <w:style w:type="numbering" w:default="1" w:styleId="a3">
+    <w:name w:val="No List"/>
+    <w:uiPriority w:val="99"/>
+    <w:semiHidden/>
+    <w:unhideWhenUsed/>
+  </w:style>
+  <w:style w:type="paragraph" w:styleId="a0">
     <w:name w:val="Title"/>
-    <w:basedOn w:val="1"/>
-    <w:next w:val="1"/>
-    <w:link w:val="12"/>
+    <w:basedOn w:val="a"/>
+    <w:next w:val="a"/>
+    <w:link w:val="a4"/>
     <w:autoRedefine/>
+    <w:uiPriority w:val="10"/>
     <w:qFormat/>
-    <w:uiPriority w:val="10"/>
     <w:pPr>
       <w:spacing w:before="240" w:after="60"/>
       <w:jc w:val="center"/>
       <w:outlineLvl w:val="0"/>
     </w:pPr>
     <w:rPr>
-      <w:rFonts w:asciiTheme="majorHAnsi" w:hAnsiTheme="majorHAnsi" w:eastAsiaTheme="majorEastAsia" w:cstheme="majorBidi"/>
+      <w:rFonts w:asciiTheme="majorHAnsi" w:eastAsiaTheme="majorEastAsia" w:hAnsiTheme="majorHAnsi" w:cstheme="majorBidi"/>
       <w:b/>
       <w:bCs/>
       <w:sz w:val="32"/>
       <w:szCs w:val="32"/>
     </w:rPr>
   </w:style>
-  <w:style w:type="paragraph" w:styleId="3">
+  <w:style w:type="paragraph" w:styleId="a5">
     <w:name w:val="annotation text"/>
-    <w:basedOn w:val="1"/>
-    <w:link w:val="16"/>
+    <w:basedOn w:val="a"/>
+    <w:link w:val="a6"/>
     <w:autoRedefine/>
+    <w:uiPriority w:val="99"/>
     <w:semiHidden/>
     <w:unhideWhenUsed/>
     <w:qFormat/>
+  </w:style>
+  <w:style w:type="paragraph" w:styleId="a7">
+    <w:name w:val="Balloon Text"/>
+    <w:basedOn w:val="a"/>
+    <w:link w:val="a8"/>
+    <w:autoRedefine/>
     <w:uiPriority w:val="99"/>
-  </w:style>
-  <w:style w:type="paragraph" w:styleId="4">
-    <w:name w:val="Balloon Text"/>
-    <w:basedOn w:val="1"/>
-    <w:link w:val="15"/>
-    <w:autoRedefine/>
     <w:semiHidden/>
     <w:unhideWhenUsed/>
     <w:qFormat/>
-    <w:uiPriority w:val="99"/>
     <w:pPr>
       <w:spacing w:line="240" w:lineRule="auto"/>
     </w:pPr>
@@ -1382,14 +1487,14 @@
       <w:szCs w:val="18"/>
     </w:rPr>
   </w:style>
-  <w:style w:type="paragraph" w:styleId="5">
+  <w:style w:type="paragraph" w:styleId="a9">
     <w:name w:val="footer"/>
-    <w:basedOn w:val="1"/>
-    <w:link w:val="14"/>
+    <w:basedOn w:val="a"/>
+    <w:link w:val="aa"/>
     <w:autoRedefine/>
+    <w:uiPriority w:val="99"/>
     <w:unhideWhenUsed/>
     <w:qFormat/>
-    <w:uiPriority w:val="99"/>
     <w:pPr>
       <w:tabs>
         <w:tab w:val="center" w:pos="4153"/>
@@ -1403,17 +1508,17 @@
       <w:szCs w:val="18"/>
     </w:rPr>
   </w:style>
-  <w:style w:type="paragraph" w:styleId="6">
+  <w:style w:type="paragraph" w:styleId="ab">
     <w:name w:val="header"/>
-    <w:basedOn w:val="1"/>
-    <w:link w:val="13"/>
+    <w:basedOn w:val="a"/>
+    <w:link w:val="ac"/>
     <w:autoRedefine/>
+    <w:uiPriority w:val="99"/>
     <w:unhideWhenUsed/>
     <w:qFormat/>
-    <w:uiPriority w:val="99"/>
     <w:pPr>
       <w:pBdr>
-        <w:bottom w:val="single" w:color="auto" w:sz="6" w:space="1"/>
+        <w:bottom w:val="single" w:sz="6" w:space="1" w:color="auto"/>
       </w:pBdr>
       <w:tabs>
         <w:tab w:val="center" w:pos="4153"/>
@@ -1428,57 +1533,57 @@
       <w:szCs w:val="18"/>
     </w:rPr>
   </w:style>
-  <w:style w:type="paragraph" w:styleId="7">
+  <w:style w:type="paragraph" w:styleId="ad">
     <w:name w:val="annotation subject"/>
-    <w:basedOn w:val="3"/>
-    <w:next w:val="3"/>
-    <w:link w:val="17"/>
+    <w:basedOn w:val="a5"/>
+    <w:next w:val="a5"/>
+    <w:link w:val="ae"/>
     <w:autoRedefine/>
+    <w:uiPriority w:val="99"/>
     <w:semiHidden/>
     <w:unhideWhenUsed/>
     <w:qFormat/>
-    <w:uiPriority w:val="99"/>
     <w:rPr>
       <w:b/>
       <w:bCs/>
     </w:rPr>
   </w:style>
-  <w:style w:type="table" w:styleId="9">
+  <w:style w:type="table" w:styleId="af">
     <w:name w:val="Table Grid"/>
-    <w:basedOn w:val="8"/>
+    <w:basedOn w:val="a2"/>
     <w:uiPriority w:val="39"/>
     <w:tblPr>
       <w:tblBorders>
-        <w:top w:val="single" w:color="auto" w:sz="4" w:space="0"/>
-        <w:left w:val="single" w:color="auto" w:sz="4" w:space="0"/>
-        <w:bottom w:val="single" w:color="auto" w:sz="4" w:space="0"/>
-        <w:right w:val="single" w:color="auto" w:sz="4" w:space="0"/>
-        <w:insideH w:val="single" w:color="auto" w:sz="4" w:space="0"/>
-        <w:insideV w:val="single" w:color="auto" w:sz="4" w:space="0"/>
+        <w:top w:val="single" w:sz="4" w:space="0" w:color="auto"/>
+        <w:left w:val="single" w:sz="4" w:space="0" w:color="auto"/>
+        <w:bottom w:val="single" w:sz="4" w:space="0" w:color="auto"/>
+        <w:right w:val="single" w:sz="4" w:space="0" w:color="auto"/>
+        <w:insideH w:val="single" w:sz="4" w:space="0" w:color="auto"/>
+        <w:insideV w:val="single" w:sz="4" w:space="0" w:color="auto"/>
       </w:tblBorders>
     </w:tblPr>
   </w:style>
-  <w:style w:type="character" w:styleId="11">
+  <w:style w:type="character" w:styleId="af0">
     <w:name w:val="annotation reference"/>
-    <w:basedOn w:val="10"/>
+    <w:basedOn w:val="a1"/>
+    <w:uiPriority w:val="99"/>
     <w:semiHidden/>
     <w:unhideWhenUsed/>
     <w:qFormat/>
-    <w:uiPriority w:val="99"/>
     <w:rPr>
       <w:sz w:val="21"/>
       <w:szCs w:val="21"/>
     </w:rPr>
   </w:style>
-  <w:style w:type="character" w:customStyle="1" w:styleId="12">
+  <w:style w:type="character" w:customStyle="1" w:styleId="a4">
     <w:name w:val="标题 字符"/>
-    <w:basedOn w:val="10"/>
-    <w:link w:val="2"/>
+    <w:basedOn w:val="a1"/>
+    <w:link w:val="a0"/>
     <w:autoRedefine/>
+    <w:uiPriority w:val="10"/>
     <w:qFormat/>
-    <w:uiPriority w:val="10"/>
     <w:rPr>
-      <w:rFonts w:asciiTheme="majorHAnsi" w:hAnsiTheme="majorHAnsi" w:eastAsiaTheme="majorEastAsia" w:cstheme="majorBidi"/>
+      <w:rFonts w:asciiTheme="majorHAnsi" w:eastAsiaTheme="majorEastAsia" w:hAnsiTheme="majorHAnsi" w:cstheme="majorBidi"/>
       <w:b/>
       <w:bCs/>
       <w:kern w:val="2"/>
@@ -1486,108 +1591,107 @@
       <w:szCs w:val="32"/>
     </w:rPr>
   </w:style>
-  <w:style w:type="character" w:customStyle="1" w:styleId="13">
+  <w:style w:type="character" w:customStyle="1" w:styleId="ac">
     <w:name w:val="页眉 字符"/>
-    <w:basedOn w:val="10"/>
-    <w:link w:val="6"/>
+    <w:basedOn w:val="a1"/>
+    <w:link w:val="ab"/>
+    <w:uiPriority w:val="99"/>
     <w:qFormat/>
-    <w:uiPriority w:val="99"/>
     <w:rPr>
-      <w:rFonts w:ascii="宋体" w:hAnsi="宋体" w:eastAsia="宋体" w:cs="Times New Roman"/>
+      <w:rFonts w:ascii="宋体" w:eastAsia="宋体" w:hAnsi="宋体" w:cs="Times New Roman"/>
       <w:sz w:val="18"/>
       <w:szCs w:val="18"/>
     </w:rPr>
   </w:style>
-  <w:style w:type="character" w:customStyle="1" w:styleId="14">
+  <w:style w:type="character" w:customStyle="1" w:styleId="aa">
     <w:name w:val="页脚 字符"/>
-    <w:basedOn w:val="10"/>
-    <w:link w:val="5"/>
+    <w:basedOn w:val="a1"/>
+    <w:link w:val="a9"/>
     <w:autoRedefine/>
+    <w:uiPriority w:val="99"/>
     <w:qFormat/>
-    <w:uiPriority w:val="99"/>
     <w:rPr>
-      <w:rFonts w:ascii="宋体" w:hAnsi="宋体" w:eastAsia="宋体" w:cs="Times New Roman"/>
+      <w:rFonts w:ascii="宋体" w:eastAsia="宋体" w:hAnsi="宋体" w:cs="Times New Roman"/>
       <w:sz w:val="18"/>
       <w:szCs w:val="18"/>
     </w:rPr>
   </w:style>
-  <w:style w:type="character" w:customStyle="1" w:styleId="15">
+  <w:style w:type="character" w:customStyle="1" w:styleId="a8">
     <w:name w:val="批注框文本 字符"/>
-    <w:basedOn w:val="10"/>
-    <w:link w:val="4"/>
+    <w:basedOn w:val="a1"/>
+    <w:link w:val="a7"/>
     <w:autoRedefine/>
+    <w:uiPriority w:val="99"/>
     <w:semiHidden/>
     <w:qFormat/>
-    <w:uiPriority w:val="99"/>
     <w:rPr>
-      <w:rFonts w:ascii="宋体" w:hAnsi="宋体" w:eastAsia="宋体" w:cs="Times New Roman"/>
+      <w:rFonts w:ascii="宋体" w:eastAsia="宋体" w:hAnsi="宋体" w:cs="Times New Roman"/>
       <w:sz w:val="18"/>
       <w:szCs w:val="18"/>
     </w:rPr>
   </w:style>
-  <w:style w:type="character" w:customStyle="1" w:styleId="16">
+  <w:style w:type="character" w:customStyle="1" w:styleId="a6">
     <w:name w:val="批注文字 字符"/>
-    <w:basedOn w:val="10"/>
-    <w:link w:val="3"/>
+    <w:basedOn w:val="a1"/>
+    <w:link w:val="a5"/>
     <w:autoRedefine/>
+    <w:uiPriority w:val="99"/>
     <w:semiHidden/>
     <w:qFormat/>
-    <w:uiPriority w:val="99"/>
     <w:rPr>
-      <w:rFonts w:ascii="宋体" w:hAnsi="宋体" w:eastAsia="宋体" w:cs="Times New Roman"/>
+      <w:rFonts w:ascii="宋体" w:eastAsia="宋体" w:hAnsi="宋体" w:cs="Times New Roman"/>
       <w:sz w:val="24"/>
       <w:szCs w:val="24"/>
     </w:rPr>
   </w:style>
-  <w:style w:type="character" w:customStyle="1" w:styleId="17">
+  <w:style w:type="character" w:customStyle="1" w:styleId="ae">
     <w:name w:val="批注主题 字符"/>
-    <w:basedOn w:val="16"/>
-    <w:link w:val="7"/>
+    <w:basedOn w:val="a6"/>
+    <w:link w:val="ad"/>
     <w:autoRedefine/>
+    <w:uiPriority w:val="99"/>
     <w:semiHidden/>
     <w:qFormat/>
-    <w:uiPriority w:val="99"/>
     <w:rPr>
-      <w:rFonts w:ascii="宋体" w:hAnsi="宋体" w:eastAsia="宋体" w:cs="Times New Roman"/>
+      <w:rFonts w:ascii="宋体" w:eastAsia="宋体" w:hAnsi="宋体" w:cs="Times New Roman"/>
       <w:b/>
       <w:bCs/>
       <w:sz w:val="24"/>
       <w:szCs w:val="24"/>
     </w:rPr>
   </w:style>
-  <w:style w:type="paragraph" w:styleId="18">
+  <w:style w:type="paragraph" w:styleId="af1">
     <w:name w:val="List Paragraph"/>
-    <w:basedOn w:val="1"/>
+    <w:basedOn w:val="a"/>
     <w:autoRedefine/>
+    <w:uiPriority w:val="34"/>
     <w:qFormat/>
-    <w:uiPriority w:val="34"/>
     <w:pPr>
       <w:ind w:firstLine="420"/>
     </w:pPr>
   </w:style>
-  <w:style w:type="paragraph" w:customStyle="1" w:styleId="19">
-    <w:name w:val="Revision"/>
+  <w:style w:type="paragraph" w:customStyle="1" w:styleId="1">
+    <w:name w:val="修订1"/>
     <w:hidden/>
+    <w:uiPriority w:val="99"/>
     <w:unhideWhenUsed/>
-    <w:uiPriority w:val="99"/>
     <w:rPr>
-      <w:rFonts w:ascii="宋体" w:hAnsi="宋体" w:eastAsia="宋体" w:cs="Times New Roman"/>
+      <w:rFonts w:ascii="宋体" w:eastAsia="宋体" w:hAnsi="宋体" w:cs="Times New Roman"/>
       <w:kern w:val="2"/>
       <w:sz w:val="24"/>
       <w:szCs w:val="24"/>
-      <w:lang w:val="en-US" w:eastAsia="zh-CN" w:bidi="ar-SA"/>
     </w:rPr>
   </w:style>
-  <w:style w:type="table" w:customStyle="1" w:styleId="20">
-    <w:name w:val="List Table 3 Accent 5"/>
-    <w:basedOn w:val="8"/>
+  <w:style w:type="table" w:customStyle="1" w:styleId="3-51">
+    <w:name w:val="清单表 3 - 着色 51"/>
+    <w:basedOn w:val="a2"/>
     <w:uiPriority w:val="48"/>
     <w:tblPr>
       <w:tblBorders>
-        <w:top w:val="single" w:color="5B9BD5" w:themeColor="accent5" w:sz="4" w:space="0"/>
-        <w:left w:val="single" w:color="5B9BD5" w:themeColor="accent5" w:sz="4" w:space="0"/>
-        <w:bottom w:val="single" w:color="5B9BD5" w:themeColor="accent5" w:sz="4" w:space="0"/>
-        <w:right w:val="single" w:color="5B9BD5" w:themeColor="accent5" w:sz="4" w:space="0"/>
+        <w:top w:val="single" w:sz="4" w:space="0" w:color="5B9BD5" w:themeColor="accent5"/>
+        <w:left w:val="single" w:sz="4" w:space="0" w:color="5B9BD5" w:themeColor="accent5"/>
+        <w:bottom w:val="single" w:sz="4" w:space="0" w:color="5B9BD5" w:themeColor="accent5"/>
+        <w:right w:val="single" w:sz="4" w:space="0" w:color="5B9BD5" w:themeColor="accent5"/>
       </w:tblBorders>
     </w:tblPr>
     <w:tblStylePr w:type="firstRow">
@@ -1595,12 +1699,8 @@
         <w:b/>
         <w:bCs/>
         <w:color w:val="FFFFFF" w:themeColor="background1"/>
-        <w14:textFill>
-          <w14:solidFill>
-            <w14:schemeClr w14:val="bg1"/>
-          </w14:solidFill>
-        </w14:textFill>
       </w:rPr>
+      <w:tblPr/>
       <w:tcPr>
         <w:shd w:val="clear" w:color="auto" w:fill="5B9BD5" w:themeFill="accent5"/>
       </w:tcPr>
@@ -1610,9 +1710,10 @@
         <w:b/>
         <w:bCs/>
       </w:rPr>
+      <w:tblPr/>
       <w:tcPr>
         <w:tcBorders>
-          <w:top w:val="double" w:color="5B9BD5" w:themeColor="accent5" w:sz="4" w:space="0"/>
+          <w:top w:val="double" w:sz="4" w:space="0" w:color="5B9BD5" w:themeColor="accent5"/>
         </w:tcBorders>
         <w:shd w:val="clear" w:color="auto" w:fill="FFFFFF" w:themeFill="background1"/>
       </w:tcPr>
@@ -1622,6 +1723,7 @@
         <w:b/>
         <w:bCs/>
       </w:rPr>
+      <w:tblPr/>
       <w:tcPr>
         <w:tcBorders>
           <w:right w:val="nil"/>
@@ -1634,6 +1736,7 @@
         <w:b/>
         <w:bCs/>
       </w:rPr>
+      <w:tblPr/>
       <w:tcPr>
         <w:tcBorders>
           <w:left w:val="nil"/>
@@ -1642,23 +1745,26 @@
       </w:tcPr>
     </w:tblStylePr>
     <w:tblStylePr w:type="band1Vert">
+      <w:tblPr/>
       <w:tcPr>
         <w:tcBorders>
-          <w:left w:val="single" w:color="5B9BD5" w:themeColor="accent5" w:sz="4" w:space="0"/>
-          <w:right w:val="single" w:color="5B9BD5" w:themeColor="accent5" w:sz="4" w:space="0"/>
+          <w:left w:val="single" w:sz="4" w:space="0" w:color="5B9BD5" w:themeColor="accent5"/>
+          <w:right w:val="single" w:sz="4" w:space="0" w:color="5B9BD5" w:themeColor="accent5"/>
         </w:tcBorders>
       </w:tcPr>
     </w:tblStylePr>
     <w:tblStylePr w:type="band1Horz">
+      <w:tblPr/>
       <w:tcPr>
         <w:tcBorders>
-          <w:top w:val="single" w:color="5B9BD5" w:themeColor="accent5" w:sz="4" w:space="0"/>
-          <w:bottom w:val="single" w:color="5B9BD5" w:themeColor="accent5" w:sz="4" w:space="0"/>
+          <w:top w:val="single" w:sz="4" w:space="0" w:color="5B9BD5" w:themeColor="accent5"/>
+          <w:bottom w:val="single" w:sz="4" w:space="0" w:color="5B9BD5" w:themeColor="accent5"/>
           <w:insideH w:val="nil"/>
         </w:tcBorders>
       </w:tcPr>
     </w:tblStylePr>
     <w:tblStylePr w:type="neCell">
+      <w:tblPr/>
       <w:tcPr>
         <w:tcBorders>
           <w:left w:val="nil"/>
@@ -1667,6 +1773,7 @@
       </w:tcPr>
     </w:tblStylePr>
     <w:tblStylePr w:type="nwCell">
+      <w:tblPr/>
       <w:tcPr>
         <w:tcBorders>
           <w:bottom w:val="nil"/>
@@ -1675,33 +1782,35 @@
       </w:tcPr>
     </w:tblStylePr>
     <w:tblStylePr w:type="seCell">
+      <w:tblPr/>
       <w:tcPr>
         <w:tcBorders>
-          <w:top w:val="double" w:color="5B9BD5" w:themeColor="accent5" w:sz="4" w:space="0"/>
+          <w:top w:val="double" w:sz="4" w:space="0" w:color="5B9BD5" w:themeColor="accent5"/>
           <w:left w:val="nil"/>
         </w:tcBorders>
       </w:tcPr>
     </w:tblStylePr>
     <w:tblStylePr w:type="swCell">
+      <w:tblPr/>
       <w:tcPr>
         <w:tcBorders>
-          <w:top w:val="double" w:color="5B9BD5" w:themeColor="accent5" w:sz="4" w:space="0"/>
+          <w:top w:val="double" w:sz="4" w:space="0" w:color="5B9BD5" w:themeColor="accent5"/>
           <w:right w:val="nil"/>
         </w:tcBorders>
       </w:tcPr>
     </w:tblStylePr>
   </w:style>
-  <w:style w:type="table" w:customStyle="1" w:styleId="21">
-    <w:name w:val="List Table 4 Accent 1"/>
-    <w:basedOn w:val="8"/>
+  <w:style w:type="table" w:customStyle="1" w:styleId="4-11">
+    <w:name w:val="清单表 4 - 着色 11"/>
+    <w:basedOn w:val="a2"/>
     <w:uiPriority w:val="49"/>
     <w:tblPr>
       <w:tblBorders>
-        <w:top w:val="single" w:color="8EAADB" w:themeColor="accent1" w:themeTint="99" w:sz="4" w:space="0"/>
-        <w:left w:val="single" w:color="8EAADB" w:themeColor="accent1" w:themeTint="99" w:sz="4" w:space="0"/>
-        <w:bottom w:val="single" w:color="8EAADB" w:themeColor="accent1" w:themeTint="99" w:sz="4" w:space="0"/>
-        <w:right w:val="single" w:color="8EAADB" w:themeColor="accent1" w:themeTint="99" w:sz="4" w:space="0"/>
-        <w:insideH w:val="single" w:color="8EAADB" w:themeColor="accent1" w:themeTint="99" w:sz="4" w:space="0"/>
+        <w:top w:val="single" w:sz="4" w:space="0" w:color="8EAADB" w:themeColor="accent1" w:themeTint="99"/>
+        <w:left w:val="single" w:sz="4" w:space="0" w:color="8EAADB" w:themeColor="accent1" w:themeTint="99"/>
+        <w:bottom w:val="single" w:sz="4" w:space="0" w:color="8EAADB" w:themeColor="accent1" w:themeTint="99"/>
+        <w:right w:val="single" w:sz="4" w:space="0" w:color="8EAADB" w:themeColor="accent1" w:themeTint="99"/>
+        <w:insideH w:val="single" w:sz="4" w:space="0" w:color="8EAADB" w:themeColor="accent1" w:themeTint="99"/>
       </w:tblBorders>
     </w:tblPr>
     <w:tblStylePr w:type="firstRow">
@@ -1709,18 +1818,14 @@
         <w:b/>
         <w:bCs/>
         <w:color w:val="FFFFFF" w:themeColor="background1"/>
-        <w14:textFill>
-          <w14:solidFill>
-            <w14:schemeClr w14:val="bg1"/>
-          </w14:solidFill>
-        </w14:textFill>
       </w:rPr>
+      <w:tblPr/>
       <w:tcPr>
         <w:tcBorders>
-          <w:top w:val="single" w:color="4472C4" w:themeColor="accent1" w:sz="4" w:space="0"/>
-          <w:left w:val="single" w:color="4472C4" w:themeColor="accent1" w:sz="4" w:space="0"/>
-          <w:bottom w:val="single" w:color="4472C4" w:themeColor="accent1" w:sz="4" w:space="0"/>
-          <w:right w:val="single" w:color="4472C4" w:themeColor="accent1" w:sz="4" w:space="0"/>
+          <w:top w:val="single" w:sz="4" w:space="0" w:color="4472C4" w:themeColor="accent1"/>
+          <w:left w:val="single" w:sz="4" w:space="0" w:color="4472C4" w:themeColor="accent1"/>
+          <w:bottom w:val="single" w:sz="4" w:space="0" w:color="4472C4" w:themeColor="accent1"/>
+          <w:right w:val="single" w:sz="4" w:space="0" w:color="4472C4" w:themeColor="accent1"/>
           <w:insideH w:val="nil"/>
         </w:tcBorders>
         <w:shd w:val="clear" w:color="auto" w:fill="4472C4" w:themeFill="accent1"/>
@@ -1731,9 +1836,10 @@
         <w:b/>
         <w:bCs/>
       </w:rPr>
+      <w:tblPr/>
       <w:tcPr>
         <w:tcBorders>
-          <w:top w:val="double" w:color="8EAADB" w:themeColor="accent1" w:themeTint="99" w:sz="4" w:space="0"/>
+          <w:top w:val="double" w:sz="4" w:space="0" w:color="8EAADB" w:themeColor="accent1" w:themeTint="99"/>
         </w:tcBorders>
       </w:tcPr>
     </w:tblStylePr>
@@ -1750,11 +1856,13 @@
       </w:rPr>
     </w:tblStylePr>
     <w:tblStylePr w:type="band1Vert">
+      <w:tblPr/>
       <w:tcPr>
         <w:shd w:val="clear" w:color="auto" w:fill="D9E2F3" w:themeFill="accent1" w:themeFillTint="33"/>
       </w:tcPr>
     </w:tblStylePr>
     <w:tblStylePr w:type="band1Horz">
+      <w:tblPr/>
       <w:tcPr>
         <w:shd w:val="clear" w:color="auto" w:fill="D9E2F3" w:themeFill="accent1" w:themeFillTint="33"/>
       </w:tcPr>
@@ -2015,5 +2123,6 @@
     </a:fmtScheme>
   </a:themeElements>
   <a:objectDefaults/>
+  <a:extraClrSchemeLst/>
 </a:theme>
 </file>